--- a/docs/launch-kit/legitscript-application-checklist.docx
+++ b/docs/launch-kit/legitscript-application-checklist.docx
@@ -2,7 +2,7 @@
 <file path=word/document.xml><?xml version="1.0" encoding="utf-8"?>
 <w:document xmlns:w="http://schemas.openxmlformats.org/wordprocessingml/2006/main" xmlns:m="http://schemas.openxmlformats.org/officeDocument/2006/math" xmlns:r="http://schemas.openxmlformats.org/officeDocument/2006/relationships" xmlns:o="urn:schemas-microsoft-com:office:office" xmlns:v="urn:schemas-microsoft-com:vml" xmlns:w10="urn:schemas-microsoft-com:office:word" xmlns:a="http://schemas.openxmlformats.org/drawingml/2006/main" xmlns:pic="http://schemas.openxmlformats.org/drawingml/2006/picture" xmlns:wp="http://schemas.openxmlformats.org/drawingml/2006/wordprocessingDrawing">
   <w:body>
-    <w:bookmarkStart w:id="36" w:name="X737ae76600ede22fea68fcc7d94b80099c803f0"/>
+    <w:bookmarkStart w:id="47" w:name="X737ae76600ede22fea68fcc7d94b80099c803f0"/>
     <w:p>
       <w:pPr>
         <w:pStyle w:val="Heading1"/>
@@ -11,7 +11,7 @@
         <w:t xml:space="preserve">LegitScript Certification — Application Checklist</w:t>
       </w:r>
     </w:p>
-    <w:bookmarkStart w:id="9" w:name="why-you-need-this"/>
+    <w:bookmarkStart w:id="20" w:name="why-you-need-this"/>
     <w:p>
       <w:pPr>
         <w:pStyle w:val="Heading2"/>
@@ -30,16 +30,16 @@
     </w:p>
     <w:p>
       <w:pPr>
-        <w:pStyle w:val="Compact"/>
         <w:numPr>
           <w:ilvl w:val="0"/>
           <w:numId w:val="1001"/>
         </w:numPr>
-      </w:pPr>
-      <w:r>
-        <w:rPr>
-          <w:b/>
-          <w:bCs/>
+        <w:pStyle w:val="Compact"/>
+      </w:pPr>
+      <w:r>
+        <w:rPr>
+          <w:bCs/>
+          <w:b/>
         </w:rPr>
         <w:t xml:space="preserve">Google Ads / Meta Ads</w:t>
       </w:r>
@@ -52,16 +52,16 @@
     </w:p>
     <w:p>
       <w:pPr>
-        <w:pStyle w:val="Compact"/>
         <w:numPr>
           <w:ilvl w:val="0"/>
           <w:numId w:val="1001"/>
         </w:numPr>
-      </w:pPr>
-      <w:r>
-        <w:rPr>
-          <w:b/>
-          <w:bCs/>
+        <w:pStyle w:val="Compact"/>
+      </w:pPr>
+      <w:r>
+        <w:rPr>
+          <w:bCs/>
+          <w:b/>
         </w:rPr>
         <w:t xml:space="preserve">Stripe / Square</w:t>
       </w:r>
@@ -74,16 +74,16 @@
     </w:p>
     <w:p>
       <w:pPr>
-        <w:pStyle w:val="Compact"/>
         <w:numPr>
           <w:ilvl w:val="0"/>
           <w:numId w:val="1001"/>
         </w:numPr>
-      </w:pPr>
-      <w:r>
-        <w:rPr>
-          <w:b/>
-          <w:bCs/>
+        <w:pStyle w:val="Compact"/>
+      </w:pPr>
+      <w:r>
+        <w:rPr>
+          <w:bCs/>
+          <w:b/>
         </w:rPr>
         <w:t xml:space="preserve">Pharmacy partners</w:t>
       </w:r>
@@ -96,16 +96,16 @@
     </w:p>
     <w:p>
       <w:pPr>
-        <w:pStyle w:val="Compact"/>
         <w:numPr>
           <w:ilvl w:val="0"/>
           <w:numId w:val="1001"/>
         </w:numPr>
-      </w:pPr>
-      <w:r>
-        <w:rPr>
-          <w:b/>
-          <w:bCs/>
+        <w:pStyle w:val="Compact"/>
+      </w:pPr>
+      <w:r>
+        <w:rPr>
+          <w:bCs/>
+          <w:b/>
         </w:rPr>
         <w:t xml:space="preserve">Clinics</w:t>
       </w:r>
@@ -122,8 +122,8 @@
       </w:pPr>
       <w:r>
         <w:rPr>
-          <w:b/>
-          <w:bCs/>
+          <w:bCs/>
+          <w:b/>
         </w:rPr>
         <w:t xml:space="preserve">Turnaround:</w:t>
       </w:r>
@@ -140,8 +140,8 @@
       </w:pPr>
       <w:r>
         <w:rPr>
-          <w:b/>
-          <w:bCs/>
+          <w:bCs/>
+          <w:b/>
         </w:rPr>
         <w:t xml:space="preserve">Cost:</w:t>
       </w:r>
@@ -156,8 +156,8 @@
       </w:r>
       <w:r>
         <w:rPr>
-          <w:b/>
-          <w:bCs/>
+          <w:bCs/>
+          <w:b/>
         </w:rPr>
         <w:t xml:space="preserve">$975</w:t>
       </w:r>
@@ -172,8 +172,8 @@
       </w:r>
       <w:r>
         <w:rPr>
-          <w:b/>
-          <w:bCs/>
+          <w:bCs/>
+          <w:b/>
         </w:rPr>
         <w:t xml:space="preserve">$1,295–$2,150/year</w:t>
       </w:r>
@@ -190,8 +190,8 @@
       </w:pPr>
       <w:r>
         <w:rPr>
-          <w:b/>
-          <w:bCs/>
+          <w:bCs/>
+          <w:b/>
         </w:rPr>
         <w:t xml:space="preserve">Website:</w:t>
       </w:r>
@@ -209,8 +209,8 @@
         </w:pict>
       </w:r>
     </w:p>
-    <w:bookmarkEnd w:id="9"/>
-    <w:bookmarkStart w:id="17" w:name="X3703bb3a8e3e36621ee7bc7eabfb23d2ef2d052"/>
+    <w:bookmarkEnd w:id="20"/>
+    <w:bookmarkStart w:id="28" w:name="X3703bb3a8e3e36621ee7bc7eabfb23d2ef2d052"/>
     <w:p>
       <w:pPr>
         <w:pStyle w:val="Heading2"/>
@@ -227,7 +227,7 @@
         <w:t xml:space="preserve">Gather these documents first. The application will ask for most of them, and having them in one folder saves hours.</w:t>
       </w:r>
     </w:p>
-    <w:bookmarkStart w:id="10" w:name="business-entity-documents"/>
+    <w:bookmarkStart w:id="21" w:name="business-entity-documents"/>
     <w:p>
       <w:pPr>
         <w:pStyle w:val="Heading3"/>
@@ -238,16 +238,22 @@
     </w:p>
     <w:p>
       <w:pPr>
-        <w:pStyle w:val="Compact"/>
         <w:numPr>
           <w:ilvl w:val="0"/>
           <w:numId w:val="1002"/>
         </w:numPr>
-      </w:pPr>
-      <w:r>
-        <w:rPr>
-          <w:b/>
-          <w:bCs/>
+        <w:pStyle w:val="Compact"/>
+      </w:pPr>
+      <w:r>
+        <w:t xml:space="preserve">☐</w:t>
+      </w:r>
+      <w:r>
+        <w:t xml:space="preserve"> </w:t>
+      </w:r>
+      <w:r>
+        <w:rPr>
+          <w:bCs/>
+          <w:b/>
         </w:rPr>
         <w:t xml:space="preserve">Articles of Incorporation</w:t>
       </w:r>
@@ -260,804 +266,1002 @@
     </w:p>
     <w:p>
       <w:pPr>
-        <w:pStyle w:val="Compact"/>
+        <w:numPr>
+          <w:ilvl w:val="0"/>
+          <w:numId w:val="1002"/>
+        </w:numPr>
+        <w:pStyle w:val="Compact"/>
+      </w:pPr>
+      <w:r>
+        <w:t xml:space="preserve">☐</w:t>
+      </w:r>
+      <w:r>
+        <w:t xml:space="preserve"> </w:t>
+      </w:r>
+      <w:r>
+        <w:rPr>
+          <w:bCs/>
+          <w:b/>
+        </w:rPr>
+        <w:t xml:space="preserve">EIN confirmation letter</w:t>
+      </w:r>
+      <w:r>
+        <w:t xml:space="preserve"> </w:t>
+      </w:r>
+      <w:r>
+        <w:t xml:space="preserve">from IRS (CP 575 form)</w:t>
+      </w:r>
+    </w:p>
+    <w:p>
+      <w:pPr>
+        <w:numPr>
+          <w:ilvl w:val="0"/>
+          <w:numId w:val="1002"/>
+        </w:numPr>
+        <w:pStyle w:val="Compact"/>
+      </w:pPr>
+      <w:r>
+        <w:t xml:space="preserve">☐</w:t>
+      </w:r>
+      <w:r>
+        <w:t xml:space="preserve"> </w:t>
+      </w:r>
+      <w:r>
+        <w:rPr>
+          <w:bCs/>
+          <w:b/>
+        </w:rPr>
+        <w:t xml:space="preserve">Operating agreement</w:t>
+      </w:r>
+      <w:r>
+        <w:t xml:space="preserve"> </w:t>
+      </w:r>
+      <w:r>
+        <w:t xml:space="preserve">or corporate bylaws</w:t>
+      </w:r>
+    </w:p>
+    <w:p>
+      <w:pPr>
+        <w:numPr>
+          <w:ilvl w:val="0"/>
+          <w:numId w:val="1002"/>
+        </w:numPr>
+        <w:pStyle w:val="Compact"/>
+      </w:pPr>
+      <w:r>
+        <w:t xml:space="preserve">☐</w:t>
+      </w:r>
+      <w:r>
+        <w:t xml:space="preserve"> </w:t>
+      </w:r>
+      <w:r>
+        <w:rPr>
+          <w:bCs/>
+          <w:b/>
+        </w:rPr>
+        <w:t xml:space="preserve">Certificate of good standing</w:t>
+      </w:r>
+      <w:r>
+        <w:t xml:space="preserve"> </w:t>
+      </w:r>
+      <w:r>
+        <w:t xml:space="preserve">from state of incorporation (often free to request online)</w:t>
+      </w:r>
+    </w:p>
+    <w:p>
+      <w:pPr>
+        <w:numPr>
+          <w:ilvl w:val="0"/>
+          <w:numId w:val="1002"/>
+        </w:numPr>
+        <w:pStyle w:val="Compact"/>
+      </w:pPr>
+      <w:r>
+        <w:t xml:space="preserve">☐</w:t>
+      </w:r>
+      <w:r>
+        <w:t xml:space="preserve"> </w:t>
+      </w:r>
+      <w:r>
+        <w:rPr>
+          <w:bCs/>
+          <w:b/>
+        </w:rPr>
+        <w:t xml:space="preserve">Business license</w:t>
+      </w:r>
+      <w:r>
+        <w:t xml:space="preserve"> </w:t>
+      </w:r>
+      <w:r>
+        <w:t xml:space="preserve">(state/city level, varies by jurisdiction)</w:t>
+      </w:r>
+    </w:p>
+    <w:p>
+      <w:pPr>
+        <w:numPr>
+          <w:ilvl w:val="0"/>
+          <w:numId w:val="1002"/>
+        </w:numPr>
+        <w:pStyle w:val="Compact"/>
+      </w:pPr>
+      <w:r>
+        <w:t xml:space="preserve">☐</w:t>
+      </w:r>
+      <w:r>
+        <w:t xml:space="preserve"> </w:t>
+      </w:r>
+      <w:r>
+        <w:rPr>
+          <w:bCs/>
+          <w:b/>
+        </w:rPr>
+        <w:t xml:space="preserve">DBA filings</w:t>
+      </w:r>
+      <w:r>
+        <w:t xml:space="preserve"> </w:t>
+      </w:r>
+      <w:r>
+        <w:t xml:space="preserve">if you operate under a trade name</w:t>
+      </w:r>
+    </w:p>
+    <w:p>
+      <w:pPr>
+        <w:numPr>
+          <w:ilvl w:val="0"/>
+          <w:numId w:val="1002"/>
+        </w:numPr>
+        <w:pStyle w:val="Compact"/>
+      </w:pPr>
+      <w:r>
+        <w:t xml:space="preserve">☐</w:t>
+      </w:r>
+      <w:r>
+        <w:t xml:space="preserve"> </w:t>
+      </w:r>
+      <w:r>
+        <w:rPr>
+          <w:bCs/>
+          <w:b/>
+        </w:rPr>
+        <w:t xml:space="preserve">Federal Tax ID</w:t>
+      </w:r>
+      <w:r>
+        <w:t xml:space="preserve"> </w:t>
+      </w:r>
+      <w:r>
+        <w:t xml:space="preserve">(EIN)</w:t>
+      </w:r>
+    </w:p>
+    <w:bookmarkEnd w:id="21"/>
+    <w:bookmarkStart w:id="22" w:name="ownership-leadership-documents"/>
+    <w:p>
+      <w:pPr>
+        <w:pStyle w:val="Heading3"/>
+      </w:pPr>
+      <w:r>
+        <w:t xml:space="preserve">Ownership / Leadership Documents</w:t>
+      </w:r>
+    </w:p>
+    <w:p>
+      <w:pPr>
         <w:numPr>
           <w:ilvl w:val="0"/>
           <w:numId w:val="1003"/>
         </w:numPr>
-      </w:pPr>
-      <w:r>
-        <w:rPr>
-          <w:b/>
-          <w:bCs/>
-        </w:rPr>
-        <w:t xml:space="preserve">EIN confirmation letter</w:t>
-      </w:r>
-      <w:r>
-        <w:t xml:space="preserve"> </w:t>
-      </w:r>
-      <w:r>
-        <w:t xml:space="preserve">from IRS (CP 575 form)</w:t>
-      </w:r>
-    </w:p>
-    <w:p>
-      <w:pPr>
-        <w:pStyle w:val="Compact"/>
+        <w:pStyle w:val="Compact"/>
+      </w:pPr>
+      <w:r>
+        <w:t xml:space="preserve">☐</w:t>
+      </w:r>
+      <w:r>
+        <w:t xml:space="preserve"> </w:t>
+      </w:r>
+      <w:r>
+        <w:rPr>
+          <w:bCs/>
+          <w:b/>
+        </w:rPr>
+        <w:t xml:space="preserve">Beneficial ownership disclosure</w:t>
+      </w:r>
+      <w:r>
+        <w:t xml:space="preserve"> </w:t>
+      </w:r>
+      <w:r>
+        <w:t xml:space="preserve">— anyone owning 25%+ of the company</w:t>
+      </w:r>
+    </w:p>
+    <w:p>
+      <w:pPr>
+        <w:numPr>
+          <w:ilvl w:val="0"/>
+          <w:numId w:val="1003"/>
+        </w:numPr>
+        <w:pStyle w:val="Compact"/>
+      </w:pPr>
+      <w:r>
+        <w:t xml:space="preserve">☐</w:t>
+      </w:r>
+      <w:r>
+        <w:t xml:space="preserve"> </w:t>
+      </w:r>
+      <w:r>
+        <w:rPr>
+          <w:bCs/>
+          <w:b/>
+        </w:rPr>
+        <w:t xml:space="preserve">Key personnel bios</w:t>
+      </w:r>
+      <w:r>
+        <w:t xml:space="preserve"> </w:t>
+      </w:r>
+      <w:r>
+        <w:t xml:space="preserve">— founders, officers, medical advisors if any</w:t>
+      </w:r>
+    </w:p>
+    <w:p>
+      <w:pPr>
+        <w:numPr>
+          <w:ilvl w:val="0"/>
+          <w:numId w:val="1003"/>
+        </w:numPr>
+        <w:pStyle w:val="Compact"/>
+      </w:pPr>
+      <w:r>
+        <w:t xml:space="preserve">☐</w:t>
+      </w:r>
+      <w:r>
+        <w:t xml:space="preserve"> </w:t>
+      </w:r>
+      <w:r>
+        <w:rPr>
+          <w:bCs/>
+          <w:b/>
+        </w:rPr>
+        <w:t xml:space="preserve">Government-issued ID</w:t>
+      </w:r>
+      <w:r>
+        <w:t xml:space="preserve"> </w:t>
+      </w:r>
+      <w:r>
+        <w:t xml:space="preserve">for all beneficial owners (driver’s license or passport)</w:t>
+      </w:r>
+    </w:p>
+    <w:p>
+      <w:pPr>
+        <w:numPr>
+          <w:ilvl w:val="0"/>
+          <w:numId w:val="1003"/>
+        </w:numPr>
+        <w:pStyle w:val="Compact"/>
+      </w:pPr>
+      <w:r>
+        <w:t xml:space="preserve">☐</w:t>
+      </w:r>
+      <w:r>
+        <w:t xml:space="preserve"> </w:t>
+      </w:r>
+      <w:r>
+        <w:rPr>
+          <w:bCs/>
+          <w:b/>
+        </w:rPr>
+        <w:t xml:space="preserve">Background disclosures</w:t>
+      </w:r>
+      <w:r>
+        <w:t xml:space="preserve"> </w:t>
+      </w:r>
+      <w:r>
+        <w:t xml:space="preserve">— any regulatory actions, felonies, license suspensions in last 10 years (answer truthfully — LegitScript does independent verification)</w:t>
+      </w:r>
+    </w:p>
+    <w:bookmarkEnd w:id="22"/>
+    <w:bookmarkStart w:id="23" w:name="website-platform-documentation"/>
+    <w:p>
+      <w:pPr>
+        <w:pStyle w:val="Heading3"/>
+      </w:pPr>
+      <w:r>
+        <w:t xml:space="preserve">Website / Platform Documentation</w:t>
+      </w:r>
+    </w:p>
+    <w:p>
+      <w:pPr>
         <w:numPr>
           <w:ilvl w:val="0"/>
           <w:numId w:val="1004"/>
         </w:numPr>
-      </w:pPr>
-      <w:r>
-        <w:rPr>
-          <w:b/>
-          <w:bCs/>
-        </w:rPr>
-        <w:t xml:space="preserve">Operating agreement</w:t>
-      </w:r>
-      <w:r>
-        <w:t xml:space="preserve"> </w:t>
-      </w:r>
-      <w:r>
-        <w:t xml:space="preserve">or corporate bylaws</w:t>
-      </w:r>
-    </w:p>
-    <w:p>
-      <w:pPr>
-        <w:pStyle w:val="Compact"/>
+        <w:pStyle w:val="Compact"/>
+      </w:pPr>
+      <w:r>
+        <w:t xml:space="preserve">☐</w:t>
+      </w:r>
+      <w:r>
+        <w:t xml:space="preserve"> </w:t>
+      </w:r>
+      <w:r>
+        <w:rPr>
+          <w:bCs/>
+          <w:b/>
+        </w:rPr>
+        <w:t xml:space="preserve">Public-facing website URL</w:t>
+      </w:r>
+      <w:r>
+        <w:t xml:space="preserve"> </w:t>
+      </w:r>
+      <w:r>
+        <w:t xml:space="preserve">(domain live with SSL, professional presentation)</w:t>
+      </w:r>
+    </w:p>
+    <w:p>
+      <w:pPr>
+        <w:numPr>
+          <w:ilvl w:val="0"/>
+          <w:numId w:val="1004"/>
+        </w:numPr>
+        <w:pStyle w:val="Compact"/>
+      </w:pPr>
+      <w:r>
+        <w:t xml:space="preserve">☐</w:t>
+      </w:r>
+      <w:r>
+        <w:t xml:space="preserve"> </w:t>
+      </w:r>
+      <w:r>
+        <w:rPr>
+          <w:bCs/>
+          <w:b/>
+        </w:rPr>
+        <w:t xml:space="preserve">Privacy Policy</w:t>
+      </w:r>
+      <w:r>
+        <w:t xml:space="preserve"> </w:t>
+      </w:r>
+      <w:r>
+        <w:t xml:space="preserve">on the website (HIPAA-compliant, mentions PHI handling)</w:t>
+      </w:r>
+    </w:p>
+    <w:p>
+      <w:pPr>
+        <w:numPr>
+          <w:ilvl w:val="0"/>
+          <w:numId w:val="1004"/>
+        </w:numPr>
+        <w:pStyle w:val="Compact"/>
+      </w:pPr>
+      <w:r>
+        <w:t xml:space="preserve">☐</w:t>
+      </w:r>
+      <w:r>
+        <w:t xml:space="preserve"> </w:t>
+      </w:r>
+      <w:r>
+        <w:rPr>
+          <w:bCs/>
+          <w:b/>
+        </w:rPr>
+        <w:t xml:space="preserve">Terms of Service</w:t>
+      </w:r>
+      <w:r>
+        <w:t xml:space="preserve"> </w:t>
+      </w:r>
+      <w:r>
+        <w:t xml:space="preserve">on the website</w:t>
+      </w:r>
+    </w:p>
+    <w:p>
+      <w:pPr>
+        <w:numPr>
+          <w:ilvl w:val="0"/>
+          <w:numId w:val="1004"/>
+        </w:numPr>
+        <w:pStyle w:val="Compact"/>
+      </w:pPr>
+      <w:r>
+        <w:t xml:space="preserve">☐</w:t>
+      </w:r>
+      <w:r>
+        <w:t xml:space="preserve"> </w:t>
+      </w:r>
+      <w:r>
+        <w:rPr>
+          <w:bCs/>
+          <w:b/>
+        </w:rPr>
+        <w:t xml:space="preserve">Contact information</w:t>
+      </w:r>
+      <w:r>
+        <w:t xml:space="preserve"> </w:t>
+      </w:r>
+      <w:r>
+        <w:t xml:space="preserve">— real address, phone number, support email</w:t>
+      </w:r>
+    </w:p>
+    <w:p>
+      <w:pPr>
+        <w:numPr>
+          <w:ilvl w:val="0"/>
+          <w:numId w:val="1004"/>
+        </w:numPr>
+        <w:pStyle w:val="Compact"/>
+      </w:pPr>
+      <w:r>
+        <w:t xml:space="preserve">☐</w:t>
+      </w:r>
+      <w:r>
+        <w:t xml:space="preserve"> </w:t>
+      </w:r>
+      <w:r>
+        <w:rPr>
+          <w:bCs/>
+          <w:b/>
+        </w:rPr>
+        <w:t xml:space="preserve">About page</w:t>
+      </w:r>
+      <w:r>
+        <w:t xml:space="preserve"> </w:t>
+      </w:r>
+      <w:r>
+        <w:t xml:space="preserve">— explains what CompoundIQ does in plain language</w:t>
+      </w:r>
+    </w:p>
+    <w:p>
+      <w:pPr>
+        <w:numPr>
+          <w:ilvl w:val="0"/>
+          <w:numId w:val="1004"/>
+        </w:numPr>
+        <w:pStyle w:val="Compact"/>
+      </w:pPr>
+      <w:r>
+        <w:t xml:space="preserve">☐</w:t>
+      </w:r>
+      <w:r>
+        <w:t xml:space="preserve"> </w:t>
+      </w:r>
+      <w:r>
+        <w:rPr>
+          <w:bCs/>
+          <w:b/>
+        </w:rPr>
+        <w:t xml:space="preserve">Screenshots of the platform</w:t>
+      </w:r>
+      <w:r>
+        <w:t xml:space="preserve"> </w:t>
+      </w:r>
+      <w:r>
+        <w:t xml:space="preserve">— clinic app, ops dashboard, patient checkout</w:t>
+      </w:r>
+    </w:p>
+    <w:bookmarkEnd w:id="23"/>
+    <w:bookmarkStart w:id="24" w:name="compliance-security-documentation"/>
+    <w:p>
+      <w:pPr>
+        <w:pStyle w:val="Heading3"/>
+      </w:pPr>
+      <w:r>
+        <w:t xml:space="preserve">Compliance / Security Documentation</w:t>
+      </w:r>
+    </w:p>
+    <w:p>
+      <w:pPr>
         <w:numPr>
           <w:ilvl w:val="0"/>
           <w:numId w:val="1005"/>
         </w:numPr>
-      </w:pPr>
-      <w:r>
-        <w:rPr>
-          <w:b/>
-          <w:bCs/>
-        </w:rPr>
-        <w:t xml:space="preserve">Certificate of good standing</w:t>
-      </w:r>
-      <w:r>
-        <w:t xml:space="preserve"> </w:t>
-      </w:r>
-      <w:r>
-        <w:t xml:space="preserve">from state of incorporation (often free to request online)</w:t>
-      </w:r>
-    </w:p>
-    <w:p>
-      <w:pPr>
-        <w:pStyle w:val="Compact"/>
+        <w:pStyle w:val="Compact"/>
+      </w:pPr>
+      <w:r>
+        <w:t xml:space="preserve">☐</w:t>
+      </w:r>
+      <w:r>
+        <w:t xml:space="preserve"> </w:t>
+      </w:r>
+      <w:r>
+        <w:rPr>
+          <w:bCs/>
+          <w:b/>
+        </w:rPr>
+        <w:t xml:space="preserve">HIPAA compliance statement</w:t>
+      </w:r>
+      <w:r>
+        <w:t xml:space="preserve"> </w:t>
+      </w:r>
+      <w:r>
+        <w:t xml:space="preserve">— reference our</w:t>
+      </w:r>
+      <w:r>
+        <w:t xml:space="preserve"> </w:t>
+      </w:r>
+      <w:r>
+        <w:rPr>
+          <w:rStyle w:val="VerbatimChar"/>
+        </w:rPr>
+        <w:t xml:space="preserve">docs/technical/security-audit.md</w:t>
+      </w:r>
+    </w:p>
+    <w:p>
+      <w:pPr>
+        <w:numPr>
+          <w:ilvl w:val="0"/>
+          <w:numId w:val="1005"/>
+        </w:numPr>
+        <w:pStyle w:val="Compact"/>
+      </w:pPr>
+      <w:r>
+        <w:t xml:space="preserve">☐</w:t>
+      </w:r>
+      <w:r>
+        <w:t xml:space="preserve"> </w:t>
+      </w:r>
+      <w:r>
+        <w:rPr>
+          <w:bCs/>
+          <w:b/>
+        </w:rPr>
+        <w:t xml:space="preserve">BAA documentation</w:t>
+      </w:r>
+      <w:r>
+        <w:t xml:space="preserve"> </w:t>
+      </w:r>
+      <w:r>
+        <w:t xml:space="preserve">— Business Associate Agreements with Supabase, Stripe, Twilio, Documo, Vercel, Sentry. Start requesting these NOW; some take 1-2 weeks</w:t>
+      </w:r>
+    </w:p>
+    <w:p>
+      <w:pPr>
+        <w:numPr>
+          <w:ilvl w:val="0"/>
+          <w:numId w:val="1005"/>
+        </w:numPr>
+        <w:pStyle w:val="Compact"/>
+      </w:pPr>
+      <w:r>
+        <w:t xml:space="preserve">☐</w:t>
+      </w:r>
+      <w:r>
+        <w:t xml:space="preserve"> </w:t>
+      </w:r>
+      <w:r>
+        <w:rPr>
+          <w:bCs/>
+          <w:b/>
+        </w:rPr>
+        <w:t xml:space="preserve">Data encryption statement</w:t>
+      </w:r>
+      <w:r>
+        <w:t xml:space="preserve"> </w:t>
+      </w:r>
+      <w:r>
+        <w:t xml:space="preserve">— AES-256 at rest, TLS 1.2+ in transit (all documented in our architecture docs)</w:t>
+      </w:r>
+    </w:p>
+    <w:p>
+      <w:pPr>
+        <w:numPr>
+          <w:ilvl w:val="0"/>
+          <w:numId w:val="1005"/>
+        </w:numPr>
+        <w:pStyle w:val="Compact"/>
+      </w:pPr>
+      <w:r>
+        <w:t xml:space="preserve">☐</w:t>
+      </w:r>
+      <w:r>
+        <w:t xml:space="preserve"> </w:t>
+      </w:r>
+      <w:r>
+        <w:rPr>
+          <w:bCs/>
+          <w:b/>
+        </w:rPr>
+        <w:t xml:space="preserve">Access control policies</w:t>
+      </w:r>
+      <w:r>
+        <w:t xml:space="preserve"> </w:t>
+      </w:r>
+      <w:r>
+        <w:t xml:space="preserve">— Row-Level Security on all 33 tables (documented)</w:t>
+      </w:r>
+    </w:p>
+    <w:p>
+      <w:pPr>
+        <w:numPr>
+          <w:ilvl w:val="0"/>
+          <w:numId w:val="1005"/>
+        </w:numPr>
+        <w:pStyle w:val="Compact"/>
+      </w:pPr>
+      <w:r>
+        <w:t xml:space="preserve">☐</w:t>
+      </w:r>
+      <w:r>
+        <w:t xml:space="preserve"> </w:t>
+      </w:r>
+      <w:r>
+        <w:rPr>
+          <w:bCs/>
+          <w:b/>
+        </w:rPr>
+        <w:t xml:space="preserve">Incident response plan</w:t>
+      </w:r>
+      <w:r>
+        <w:t xml:space="preserve"> </w:t>
+      </w:r>
+      <w:r>
+        <w:t xml:space="preserve">— what happens if there’s a breach</w:t>
+      </w:r>
+    </w:p>
+    <w:p>
+      <w:pPr>
+        <w:numPr>
+          <w:ilvl w:val="0"/>
+          <w:numId w:val="1005"/>
+        </w:numPr>
+        <w:pStyle w:val="Compact"/>
+      </w:pPr>
+      <w:r>
+        <w:t xml:space="preserve">☐</w:t>
+      </w:r>
+      <w:r>
+        <w:t xml:space="preserve"> </w:t>
+      </w:r>
+      <w:r>
+        <w:rPr>
+          <w:bCs/>
+          <w:b/>
+        </w:rPr>
+        <w:t xml:space="preserve">Employee/contractor confidentiality agreements</w:t>
+      </w:r>
+      <w:r>
+        <w:t xml:space="preserve"> </w:t>
+      </w:r>
+      <w:r>
+        <w:t xml:space="preserve">if you have any team members</w:t>
+      </w:r>
+    </w:p>
+    <w:bookmarkEnd w:id="24"/>
+    <w:bookmarkStart w:id="25" w:name="financial-banking"/>
+    <w:p>
+      <w:pPr>
+        <w:pStyle w:val="Heading3"/>
+      </w:pPr>
+      <w:r>
+        <w:t xml:space="preserve">Financial / Banking</w:t>
+      </w:r>
+    </w:p>
+    <w:p>
+      <w:pPr>
         <w:numPr>
           <w:ilvl w:val="0"/>
           <w:numId w:val="1006"/>
         </w:numPr>
-      </w:pPr>
-      <w:r>
-        <w:rPr>
-          <w:b/>
-          <w:bCs/>
-        </w:rPr>
-        <w:t xml:space="preserve">Business license</w:t>
-      </w:r>
-      <w:r>
-        <w:t xml:space="preserve"> </w:t>
-      </w:r>
-      <w:r>
-        <w:t xml:space="preserve">(state/city level, varies by jurisdiction)</w:t>
-      </w:r>
-    </w:p>
-    <w:p>
-      <w:pPr>
-        <w:pStyle w:val="Compact"/>
+        <w:pStyle w:val="Compact"/>
+      </w:pPr>
+      <w:r>
+        <w:t xml:space="preserve">☐</w:t>
+      </w:r>
+      <w:r>
+        <w:t xml:space="preserve"> </w:t>
+      </w:r>
+      <w:r>
+        <w:rPr>
+          <w:bCs/>
+          <w:b/>
+        </w:rPr>
+        <w:t xml:space="preserve">Bank account</w:t>
+      </w:r>
+      <w:r>
+        <w:t xml:space="preserve"> </w:t>
+      </w:r>
+      <w:r>
+        <w:t xml:space="preserve">in the business’s name</w:t>
+      </w:r>
+    </w:p>
+    <w:p>
+      <w:pPr>
+        <w:numPr>
+          <w:ilvl w:val="0"/>
+          <w:numId w:val="1006"/>
+        </w:numPr>
+        <w:pStyle w:val="Compact"/>
+      </w:pPr>
+      <w:r>
+        <w:t xml:space="preserve">☐</w:t>
+      </w:r>
+      <w:r>
+        <w:t xml:space="preserve"> </w:t>
+      </w:r>
+      <w:r>
+        <w:rPr>
+          <w:bCs/>
+          <w:b/>
+        </w:rPr>
+        <w:t xml:space="preserve">Payment processor agreement</w:t>
+      </w:r>
+      <w:r>
+        <w:t xml:space="preserve"> </w:t>
+      </w:r>
+      <w:r>
+        <w:t xml:space="preserve">— Stripe Connect Express agreement</w:t>
+      </w:r>
+    </w:p>
+    <w:p>
+      <w:pPr>
+        <w:numPr>
+          <w:ilvl w:val="0"/>
+          <w:numId w:val="1006"/>
+        </w:numPr>
+        <w:pStyle w:val="Compact"/>
+      </w:pPr>
+      <w:r>
+        <w:t xml:space="preserve">☐</w:t>
+      </w:r>
+      <w:r>
+        <w:t xml:space="preserve"> </w:t>
+      </w:r>
+      <w:r>
+        <w:rPr>
+          <w:bCs/>
+          <w:b/>
+        </w:rPr>
+        <w:t xml:space="preserve">Proof of business banking relationship</w:t>
+      </w:r>
+      <w:r>
+        <w:t xml:space="preserve"> </w:t>
+      </w:r>
+      <w:r>
+        <w:t xml:space="preserve">(voided check or bank letter)</w:t>
+      </w:r>
+    </w:p>
+    <w:p>
+      <w:pPr>
+        <w:numPr>
+          <w:ilvl w:val="0"/>
+          <w:numId w:val="1006"/>
+        </w:numPr>
+        <w:pStyle w:val="Compact"/>
+      </w:pPr>
+      <w:r>
+        <w:t xml:space="preserve">☐</w:t>
+      </w:r>
+      <w:r>
+        <w:t xml:space="preserve"> </w:t>
+      </w:r>
+      <w:r>
+        <w:rPr>
+          <w:bCs/>
+          <w:b/>
+        </w:rPr>
+        <w:t xml:space="preserve">Recent bank statement</w:t>
+      </w:r>
+      <w:r>
+        <w:t xml:space="preserve"> </w:t>
+      </w:r>
+      <w:r>
+        <w:t xml:space="preserve">(may be requested)</w:t>
+      </w:r>
+    </w:p>
+    <w:bookmarkEnd w:id="25"/>
+    <w:bookmarkStart w:id="26" w:name="healthcare-specific-documents"/>
+    <w:p>
+      <w:pPr>
+        <w:pStyle w:val="Heading3"/>
+      </w:pPr>
+      <w:r>
+        <w:t xml:space="preserve">Healthcare-Specific Documents</w:t>
+      </w:r>
+    </w:p>
+    <w:p>
+      <w:pPr>
         <w:numPr>
           <w:ilvl w:val="0"/>
           <w:numId w:val="1007"/>
         </w:numPr>
-      </w:pPr>
-      <w:r>
-        <w:rPr>
-          <w:b/>
-          <w:bCs/>
-        </w:rPr>
-        <w:t xml:space="preserve">DBA filings</w:t>
-      </w:r>
-      <w:r>
-        <w:t xml:space="preserve"> </w:t>
-      </w:r>
-      <w:r>
-        <w:t xml:space="preserve">if you operate under a trade name</w:t>
-      </w:r>
-    </w:p>
-    <w:p>
-      <w:pPr>
-        <w:pStyle w:val="Compact"/>
+        <w:pStyle w:val="Compact"/>
+      </w:pPr>
+      <w:r>
+        <w:t xml:space="preserve">☐</w:t>
+      </w:r>
+      <w:r>
+        <w:t xml:space="preserve"> </w:t>
+      </w:r>
+      <w:r>
+        <w:rPr>
+          <w:bCs/>
+          <w:b/>
+        </w:rPr>
+        <w:t xml:space="preserve">Description of services</w:t>
+      </w:r>
+      <w:r>
+        <w:t xml:space="preserve"> </w:t>
+      </w:r>
+      <w:r>
+        <w:t xml:space="preserve">— clearly state you are a B2B2C infrastructure/routing platform, not a pharmacy, not a prescriber, not a telehealth service</w:t>
+      </w:r>
+    </w:p>
+    <w:p>
+      <w:pPr>
+        <w:numPr>
+          <w:ilvl w:val="0"/>
+          <w:numId w:val="1007"/>
+        </w:numPr>
+        <w:pStyle w:val="Compact"/>
+      </w:pPr>
+      <w:r>
+        <w:t xml:space="preserve">☐</w:t>
+      </w:r>
+      <w:r>
+        <w:t xml:space="preserve"> </w:t>
+      </w:r>
+      <w:r>
+        <w:rPr>
+          <w:bCs/>
+          <w:b/>
+        </w:rPr>
+        <w:t xml:space="preserve">Pharmacy partner letter(s) of intent</w:t>
+      </w:r>
+      <w:r>
+        <w:t xml:space="preserve"> </w:t>
+      </w:r>
+      <w:r>
+        <w:t xml:space="preserve">(if you have any signed — helps but not required)</w:t>
+      </w:r>
+    </w:p>
+    <w:p>
+      <w:pPr>
+        <w:numPr>
+          <w:ilvl w:val="0"/>
+          <w:numId w:val="1007"/>
+        </w:numPr>
+        <w:pStyle w:val="Compact"/>
+      </w:pPr>
+      <w:r>
+        <w:t xml:space="preserve">☐</w:t>
+      </w:r>
+      <w:r>
+        <w:t xml:space="preserve"> </w:t>
+      </w:r>
+      <w:r>
+        <w:rPr>
+          <w:bCs/>
+          <w:b/>
+        </w:rPr>
+        <w:t xml:space="preserve">Clinic partner letter(s) of intent</w:t>
+      </w:r>
+      <w:r>
+        <w:t xml:space="preserve"> </w:t>
+      </w:r>
+      <w:r>
+        <w:t xml:space="preserve">(same — helps but not required)</w:t>
+      </w:r>
+    </w:p>
+    <w:p>
+      <w:pPr>
+        <w:numPr>
+          <w:ilvl w:val="0"/>
+          <w:numId w:val="1007"/>
+        </w:numPr>
+        <w:pStyle w:val="Compact"/>
+      </w:pPr>
+      <w:r>
+        <w:t xml:space="preserve">☐</w:t>
+      </w:r>
+      <w:r>
+        <w:t xml:space="preserve"> </w:t>
+      </w:r>
+      <w:r>
+        <w:rPr>
+          <w:bCs/>
+          <w:b/>
+        </w:rPr>
+        <w:t xml:space="preserve">Provider verification process</w:t>
+      </w:r>
+      <w:r>
+        <w:t xml:space="preserve"> </w:t>
+      </w:r>
+      <w:r>
+        <w:t xml:space="preserve">— how you confirm providers have active licenses (we use NPI + DEA number validation)</w:t>
+      </w:r>
+    </w:p>
+    <w:p>
+      <w:pPr>
+        <w:numPr>
+          <w:ilvl w:val="0"/>
+          <w:numId w:val="1007"/>
+        </w:numPr>
+        <w:pStyle w:val="Compact"/>
+      </w:pPr>
+      <w:r>
+        <w:t xml:space="preserve">☐</w:t>
+      </w:r>
+      <w:r>
+        <w:t xml:space="preserve"> </w:t>
+      </w:r>
+      <w:r>
+        <w:rPr>
+          <w:bCs/>
+          <w:b/>
+        </w:rPr>
+        <w:t xml:space="preserve">State-by-state licensing strategy</w:t>
+      </w:r>
+      <w:r>
+        <w:t xml:space="preserve"> </w:t>
+      </w:r>
+      <w:r>
+        <w:t xml:space="preserve">— our</w:t>
+      </w:r>
+      <w:r>
+        <w:t xml:space="preserve"> </w:t>
+      </w:r>
+      <w:r>
+        <w:rPr>
+          <w:rStyle w:val="VerbatimChar"/>
+        </w:rPr>
+        <w:t xml:space="preserve">pharmacy_state_licenses</w:t>
+      </w:r>
+      <w:r>
+        <w:t xml:space="preserve"> </w:t>
+      </w:r>
+      <w:r>
+        <w:t xml:space="preserve">table filters orders to compliant routes</w:t>
+      </w:r>
+    </w:p>
+    <w:p>
+      <w:pPr>
+        <w:numPr>
+          <w:ilvl w:val="0"/>
+          <w:numId w:val="1007"/>
+        </w:numPr>
+        <w:pStyle w:val="Compact"/>
+      </w:pPr>
+      <w:r>
+        <w:t xml:space="preserve">☐</w:t>
+      </w:r>
+      <w:r>
+        <w:t xml:space="preserve"> </w:t>
+      </w:r>
+      <w:r>
+        <w:rPr>
+          <w:bCs/>
+          <w:b/>
+        </w:rPr>
+        <w:t xml:space="preserve">Controlled substance handling</w:t>
+      </w:r>
+      <w:r>
+        <w:t xml:space="preserve"> </w:t>
+      </w:r>
+      <w:r>
+        <w:t xml:space="preserve">— document our EPCS 2FA implementation (21 CFR 1311 compliant)</w:t>
+      </w:r>
+    </w:p>
+    <w:bookmarkEnd w:id="26"/>
+    <w:bookmarkStart w:id="27" w:name="insurance"/>
+    <w:p>
+      <w:pPr>
+        <w:pStyle w:val="Heading3"/>
+      </w:pPr>
+      <w:r>
+        <w:t xml:space="preserve">Insurance</w:t>
+      </w:r>
+    </w:p>
+    <w:p>
+      <w:pPr>
         <w:numPr>
           <w:ilvl w:val="0"/>
           <w:numId w:val="1008"/>
         </w:numPr>
-      </w:pPr>
-      <w:r>
-        <w:rPr>
-          <w:b/>
-          <w:bCs/>
-        </w:rPr>
-        <w:t xml:space="preserve">Federal Tax ID</w:t>
-      </w:r>
-      <w:r>
-        <w:t xml:space="preserve"> </w:t>
-      </w:r>
-      <w:r>
-        <w:t xml:space="preserve">(EIN)</w:t>
-      </w:r>
-    </w:p>
-    <w:bookmarkEnd w:id="10"/>
-    <w:bookmarkStart w:id="11" w:name="ownership-leadership-documents"/>
-    <w:p>
-      <w:pPr>
-        <w:pStyle w:val="Heading3"/>
-      </w:pPr>
-      <w:r>
-        <w:t xml:space="preserve">Ownership / Leadership Documents</w:t>
-      </w:r>
-    </w:p>
-    <w:p>
-      <w:pPr>
-        <w:pStyle w:val="Compact"/>
-        <w:numPr>
-          <w:ilvl w:val="0"/>
-          <w:numId w:val="1009"/>
-        </w:numPr>
-      </w:pPr>
-      <w:r>
-        <w:rPr>
-          <w:b/>
-          <w:bCs/>
-        </w:rPr>
-        <w:t xml:space="preserve">Beneficial ownership disclosure</w:t>
-      </w:r>
-      <w:r>
-        <w:t xml:space="preserve"> </w:t>
-      </w:r>
-      <w:r>
-        <w:t xml:space="preserve">— anyone owning 25%+ of the company</w:t>
-      </w:r>
-    </w:p>
-    <w:p>
-      <w:pPr>
-        <w:pStyle w:val="Compact"/>
-        <w:numPr>
-          <w:ilvl w:val="0"/>
-          <w:numId w:val="1010"/>
-        </w:numPr>
-      </w:pPr>
-      <w:r>
-        <w:rPr>
-          <w:b/>
-          <w:bCs/>
-        </w:rPr>
-        <w:t xml:space="preserve">Key personnel bios</w:t>
-      </w:r>
-      <w:r>
-        <w:t xml:space="preserve"> </w:t>
-      </w:r>
-      <w:r>
-        <w:t xml:space="preserve">— founders, officers, medical advisors if any</w:t>
-      </w:r>
-    </w:p>
-    <w:p>
-      <w:pPr>
-        <w:pStyle w:val="Compact"/>
-        <w:numPr>
-          <w:ilvl w:val="0"/>
-          <w:numId w:val="1011"/>
-        </w:numPr>
-      </w:pPr>
-      <w:r>
-        <w:rPr>
-          <w:b/>
-          <w:bCs/>
-        </w:rPr>
-        <w:t xml:space="preserve">Government-issued ID</w:t>
-      </w:r>
-      <w:r>
-        <w:t xml:space="preserve"> </w:t>
-      </w:r>
-      <w:r>
-        <w:t xml:space="preserve">for all beneficial owners (driver’s license or passport)</w:t>
-      </w:r>
-    </w:p>
-    <w:p>
-      <w:pPr>
-        <w:pStyle w:val="Compact"/>
-        <w:numPr>
-          <w:ilvl w:val="0"/>
-          <w:numId w:val="1012"/>
-        </w:numPr>
-      </w:pPr>
-      <w:r>
-        <w:rPr>
-          <w:b/>
-          <w:bCs/>
-        </w:rPr>
-        <w:t xml:space="preserve">Background disclosures</w:t>
-      </w:r>
-      <w:r>
-        <w:t xml:space="preserve"> </w:t>
-      </w:r>
-      <w:r>
-        <w:t xml:space="preserve">— any regulatory actions, felonies, license suspensions in last 10 years (answer truthfully — LegitScript does independent verification)</w:t>
-      </w:r>
-    </w:p>
-    <w:bookmarkEnd w:id="11"/>
-    <w:bookmarkStart w:id="12" w:name="website-platform-documentation"/>
-    <w:p>
-      <w:pPr>
-        <w:pStyle w:val="Heading3"/>
-      </w:pPr>
-      <w:r>
-        <w:t xml:space="preserve">Website / Platform Documentation</w:t>
-      </w:r>
-    </w:p>
-    <w:p>
-      <w:pPr>
-        <w:pStyle w:val="Compact"/>
-        <w:numPr>
-          <w:ilvl w:val="0"/>
-          <w:numId w:val="1013"/>
-        </w:numPr>
-      </w:pPr>
-      <w:r>
-        <w:rPr>
-          <w:b/>
-          <w:bCs/>
-        </w:rPr>
-        <w:t xml:space="preserve">Public-facing website URL</w:t>
-      </w:r>
-      <w:r>
-        <w:t xml:space="preserve"> </w:t>
-      </w:r>
-      <w:r>
-        <w:t xml:space="preserve">(domain live with SSL, professional presentation)</w:t>
-      </w:r>
-    </w:p>
-    <w:p>
-      <w:pPr>
-        <w:pStyle w:val="Compact"/>
-        <w:numPr>
-          <w:ilvl w:val="0"/>
-          <w:numId w:val="1014"/>
-        </w:numPr>
-      </w:pPr>
-      <w:r>
-        <w:rPr>
-          <w:b/>
-          <w:bCs/>
-        </w:rPr>
-        <w:t xml:space="preserve">Privacy Policy</w:t>
-      </w:r>
-      <w:r>
-        <w:t xml:space="preserve"> </w:t>
-      </w:r>
-      <w:r>
-        <w:t xml:space="preserve">on the website (HIPAA-compliant, mentions PHI handling)</w:t>
-      </w:r>
-    </w:p>
-    <w:p>
-      <w:pPr>
-        <w:pStyle w:val="Compact"/>
-        <w:numPr>
-          <w:ilvl w:val="0"/>
-          <w:numId w:val="1015"/>
-        </w:numPr>
-      </w:pPr>
-      <w:r>
-        <w:rPr>
-          <w:b/>
-          <w:bCs/>
-        </w:rPr>
-        <w:t xml:space="preserve">Terms of Service</w:t>
-      </w:r>
-      <w:r>
-        <w:t xml:space="preserve"> </w:t>
-      </w:r>
-      <w:r>
-        <w:t xml:space="preserve">on the website</w:t>
-      </w:r>
-    </w:p>
-    <w:p>
-      <w:pPr>
-        <w:pStyle w:val="Compact"/>
-        <w:numPr>
-          <w:ilvl w:val="0"/>
-          <w:numId w:val="1016"/>
-        </w:numPr>
-      </w:pPr>
-      <w:r>
-        <w:rPr>
-          <w:b/>
-          <w:bCs/>
-        </w:rPr>
-        <w:t xml:space="preserve">Contact information</w:t>
-      </w:r>
-      <w:r>
-        <w:t xml:space="preserve"> </w:t>
-      </w:r>
-      <w:r>
-        <w:t xml:space="preserve">— real address, phone number, support email</w:t>
-      </w:r>
-    </w:p>
-    <w:p>
-      <w:pPr>
-        <w:pStyle w:val="Compact"/>
-        <w:numPr>
-          <w:ilvl w:val="0"/>
-          <w:numId w:val="1017"/>
-        </w:numPr>
-      </w:pPr>
-      <w:r>
-        <w:rPr>
-          <w:b/>
-          <w:bCs/>
-        </w:rPr>
-        <w:t xml:space="preserve">About page</w:t>
-      </w:r>
-      <w:r>
-        <w:t xml:space="preserve"> </w:t>
-      </w:r>
-      <w:r>
-        <w:t xml:space="preserve">— explains what CompoundIQ does in plain language</w:t>
-      </w:r>
-    </w:p>
-    <w:p>
-      <w:pPr>
-        <w:pStyle w:val="Compact"/>
-        <w:numPr>
-          <w:ilvl w:val="0"/>
-          <w:numId w:val="1018"/>
-        </w:numPr>
-      </w:pPr>
-      <w:r>
-        <w:rPr>
-          <w:b/>
-          <w:bCs/>
-        </w:rPr>
-        <w:t xml:space="preserve">Screenshots of the platform</w:t>
-      </w:r>
-      <w:r>
-        <w:t xml:space="preserve"> </w:t>
-      </w:r>
-      <w:r>
-        <w:t xml:space="preserve">— clinic app, ops dashboard, patient checkout</w:t>
-      </w:r>
-    </w:p>
-    <w:bookmarkEnd w:id="12"/>
-    <w:bookmarkStart w:id="13" w:name="compliance-security-documentation"/>
-    <w:p>
-      <w:pPr>
-        <w:pStyle w:val="Heading3"/>
-      </w:pPr>
-      <w:r>
-        <w:t xml:space="preserve">Compliance / Security Documentation</w:t>
-      </w:r>
-    </w:p>
-    <w:p>
-      <w:pPr>
-        <w:pStyle w:val="Compact"/>
-        <w:numPr>
-          <w:ilvl w:val="0"/>
-          <w:numId w:val="1019"/>
-        </w:numPr>
-      </w:pPr>
-      <w:r>
-        <w:rPr>
-          <w:b/>
-          <w:bCs/>
-        </w:rPr>
-        <w:t xml:space="preserve">HIPAA compliance statement</w:t>
-      </w:r>
-      <w:r>
-        <w:t xml:space="preserve"> </w:t>
-      </w:r>
-      <w:r>
-        <w:t xml:space="preserve">— reference our</w:t>
-      </w:r>
-      <w:r>
-        <w:t xml:space="preserve"> </w:t>
-      </w:r>
-      <w:r>
-        <w:rPr>
-          <w:rStyle w:val="VerbatimChar"/>
-        </w:rPr>
-        <w:t xml:space="preserve">docs/technical/security-audit.md</w:t>
-      </w:r>
-    </w:p>
-    <w:p>
-      <w:pPr>
-        <w:pStyle w:val="Compact"/>
-        <w:numPr>
-          <w:ilvl w:val="0"/>
-          <w:numId w:val="1020"/>
-        </w:numPr>
-      </w:pPr>
-      <w:r>
-        <w:rPr>
-          <w:b/>
-          <w:bCs/>
-        </w:rPr>
-        <w:t xml:space="preserve">BAA documentation</w:t>
-      </w:r>
-      <w:r>
-        <w:t xml:space="preserve"> </w:t>
-      </w:r>
-      <w:r>
-        <w:t xml:space="preserve">— Business Associate Agreements with Supabase, Stripe, Twilio, Documo, Vercel, Sentry. Start requesting these NOW; some take 1-2 weeks</w:t>
-      </w:r>
-    </w:p>
-    <w:p>
-      <w:pPr>
-        <w:pStyle w:val="Compact"/>
-        <w:numPr>
-          <w:ilvl w:val="0"/>
-          <w:numId w:val="1021"/>
-        </w:numPr>
-      </w:pPr>
-      <w:r>
-        <w:rPr>
-          <w:b/>
-          <w:bCs/>
-        </w:rPr>
-        <w:t xml:space="preserve">Data encryption statement</w:t>
-      </w:r>
-      <w:r>
-        <w:t xml:space="preserve"> </w:t>
-      </w:r>
-      <w:r>
-        <w:t xml:space="preserve">— AES-256 at rest, TLS 1.2+ in transit (all documented in our architecture docs)</w:t>
-      </w:r>
-    </w:p>
-    <w:p>
-      <w:pPr>
-        <w:pStyle w:val="Compact"/>
-        <w:numPr>
-          <w:ilvl w:val="0"/>
-          <w:numId w:val="1022"/>
-        </w:numPr>
-      </w:pPr>
-      <w:r>
-        <w:rPr>
-          <w:b/>
-          <w:bCs/>
-        </w:rPr>
-        <w:t xml:space="preserve">Access control policies</w:t>
-      </w:r>
-      <w:r>
-        <w:t xml:space="preserve"> </w:t>
-      </w:r>
-      <w:r>
-        <w:t xml:space="preserve">— Row-Level Security on all 33 tables (documented)</w:t>
-      </w:r>
-    </w:p>
-    <w:p>
-      <w:pPr>
-        <w:pStyle w:val="Compact"/>
-        <w:numPr>
-          <w:ilvl w:val="0"/>
-          <w:numId w:val="1023"/>
-        </w:numPr>
-      </w:pPr>
-      <w:r>
-        <w:rPr>
-          <w:b/>
-          <w:bCs/>
-        </w:rPr>
-        <w:t xml:space="preserve">Incident response plan</w:t>
-      </w:r>
-      <w:r>
-        <w:t xml:space="preserve"> </w:t>
-      </w:r>
-      <w:r>
-        <w:t xml:space="preserve">— what happens if there’s a breach</w:t>
-      </w:r>
-    </w:p>
-    <w:p>
-      <w:pPr>
-        <w:pStyle w:val="Compact"/>
-        <w:numPr>
-          <w:ilvl w:val="0"/>
-          <w:numId w:val="1024"/>
-        </w:numPr>
-      </w:pPr>
-      <w:r>
-        <w:rPr>
-          <w:b/>
-          <w:bCs/>
-        </w:rPr>
-        <w:t xml:space="preserve">Employee/contractor confidentiality agreements</w:t>
-      </w:r>
-      <w:r>
-        <w:t xml:space="preserve"> </w:t>
-      </w:r>
-      <w:r>
-        <w:t xml:space="preserve">if you have any team members</w:t>
-      </w:r>
-    </w:p>
-    <w:bookmarkEnd w:id="13"/>
-    <w:bookmarkStart w:id="14" w:name="financial-banking"/>
-    <w:p>
-      <w:pPr>
-        <w:pStyle w:val="Heading3"/>
-      </w:pPr>
-      <w:r>
-        <w:t xml:space="preserve">Financial / Banking</w:t>
-      </w:r>
-    </w:p>
-    <w:p>
-      <w:pPr>
-        <w:pStyle w:val="Compact"/>
-        <w:numPr>
-          <w:ilvl w:val="0"/>
-          <w:numId w:val="1025"/>
-        </w:numPr>
-      </w:pPr>
-      <w:r>
-        <w:rPr>
-          <w:b/>
-          <w:bCs/>
-        </w:rPr>
-        <w:t xml:space="preserve">Bank account</w:t>
-      </w:r>
-      <w:r>
-        <w:t xml:space="preserve"> </w:t>
-      </w:r>
-      <w:r>
-        <w:t xml:space="preserve">in the business’s name</w:t>
-      </w:r>
-    </w:p>
-    <w:p>
-      <w:pPr>
-        <w:pStyle w:val="Compact"/>
-        <w:numPr>
-          <w:ilvl w:val="0"/>
-          <w:numId w:val="1026"/>
-        </w:numPr>
-      </w:pPr>
-      <w:r>
-        <w:rPr>
-          <w:b/>
-          <w:bCs/>
-        </w:rPr>
-        <w:t xml:space="preserve">Payment processor agreement</w:t>
-      </w:r>
-      <w:r>
-        <w:t xml:space="preserve"> </w:t>
-      </w:r>
-      <w:r>
-        <w:t xml:space="preserve">— Stripe Connect Express agreement</w:t>
-      </w:r>
-    </w:p>
-    <w:p>
-      <w:pPr>
-        <w:pStyle w:val="Compact"/>
-        <w:numPr>
-          <w:ilvl w:val="0"/>
-          <w:numId w:val="1027"/>
-        </w:numPr>
-      </w:pPr>
-      <w:r>
-        <w:rPr>
-          <w:b/>
-          <w:bCs/>
-        </w:rPr>
-        <w:t xml:space="preserve">Proof of business banking relationship</w:t>
-      </w:r>
-      <w:r>
-        <w:t xml:space="preserve"> </w:t>
-      </w:r>
-      <w:r>
-        <w:t xml:space="preserve">(voided check or bank letter)</w:t>
-      </w:r>
-    </w:p>
-    <w:p>
-      <w:pPr>
-        <w:pStyle w:val="Compact"/>
-        <w:numPr>
-          <w:ilvl w:val="0"/>
-          <w:numId w:val="1028"/>
-        </w:numPr>
-      </w:pPr>
-      <w:r>
-        <w:rPr>
-          <w:b/>
-          <w:bCs/>
-        </w:rPr>
-        <w:t xml:space="preserve">Recent bank statement</w:t>
-      </w:r>
-      <w:r>
-        <w:t xml:space="preserve"> </w:t>
-      </w:r>
-      <w:r>
-        <w:t xml:space="preserve">(may be requested)</w:t>
-      </w:r>
-    </w:p>
-    <w:bookmarkEnd w:id="14"/>
-    <w:bookmarkStart w:id="15" w:name="healthcare-specific-documents"/>
-    <w:p>
-      <w:pPr>
-        <w:pStyle w:val="Heading3"/>
-      </w:pPr>
-      <w:r>
-        <w:t xml:space="preserve">Healthcare-Specific Documents</w:t>
-      </w:r>
-    </w:p>
-    <w:p>
-      <w:pPr>
-        <w:pStyle w:val="Compact"/>
-        <w:numPr>
-          <w:ilvl w:val="0"/>
-          <w:numId w:val="1029"/>
-        </w:numPr>
-      </w:pPr>
-      <w:r>
-        <w:rPr>
-          <w:b/>
-          <w:bCs/>
-        </w:rPr>
-        <w:t xml:space="preserve">Description of services</w:t>
-      </w:r>
-      <w:r>
-        <w:t xml:space="preserve"> </w:t>
-      </w:r>
-      <w:r>
-        <w:t xml:space="preserve">— clearly state you are a B2B2C infrastructure/routing platform, not a pharmacy, not a prescriber, not a telehealth service</w:t>
-      </w:r>
-    </w:p>
-    <w:p>
-      <w:pPr>
-        <w:pStyle w:val="Compact"/>
-        <w:numPr>
-          <w:ilvl w:val="0"/>
-          <w:numId w:val="1030"/>
-        </w:numPr>
-      </w:pPr>
-      <w:r>
-        <w:rPr>
-          <w:b/>
-          <w:bCs/>
-        </w:rPr>
-        <w:t xml:space="preserve">Pharmacy partner letter(s) of intent</w:t>
-      </w:r>
-      <w:r>
-        <w:t xml:space="preserve"> </w:t>
-      </w:r>
-      <w:r>
-        <w:t xml:space="preserve">(if you have any signed — helps but not required)</w:t>
-      </w:r>
-    </w:p>
-    <w:p>
-      <w:pPr>
-        <w:pStyle w:val="Compact"/>
-        <w:numPr>
-          <w:ilvl w:val="0"/>
-          <w:numId w:val="1031"/>
-        </w:numPr>
-      </w:pPr>
-      <w:r>
-        <w:rPr>
-          <w:b/>
-          <w:bCs/>
-        </w:rPr>
-        <w:t xml:space="preserve">Clinic partner letter(s) of intent</w:t>
-      </w:r>
-      <w:r>
-        <w:t xml:space="preserve"> </w:t>
-      </w:r>
-      <w:r>
-        <w:t xml:space="preserve">(same — helps but not required)</w:t>
-      </w:r>
-    </w:p>
-    <w:p>
-      <w:pPr>
-        <w:pStyle w:val="Compact"/>
-        <w:numPr>
-          <w:ilvl w:val="0"/>
-          <w:numId w:val="1032"/>
-        </w:numPr>
-      </w:pPr>
-      <w:r>
-        <w:rPr>
-          <w:b/>
-          <w:bCs/>
-        </w:rPr>
-        <w:t xml:space="preserve">Provider verification process</w:t>
-      </w:r>
-      <w:r>
-        <w:t xml:space="preserve"> </w:t>
-      </w:r>
-      <w:r>
-        <w:t xml:space="preserve">— how you confirm providers have active licenses (we use NPI + DEA number validation)</w:t>
-      </w:r>
-    </w:p>
-    <w:p>
-      <w:pPr>
-        <w:pStyle w:val="Compact"/>
-        <w:numPr>
-          <w:ilvl w:val="0"/>
-          <w:numId w:val="1033"/>
-        </w:numPr>
-      </w:pPr>
-      <w:r>
-        <w:rPr>
-          <w:b/>
-          <w:bCs/>
-        </w:rPr>
-        <w:t xml:space="preserve">State-by-state licensing strategy</w:t>
-      </w:r>
-      <w:r>
-        <w:t xml:space="preserve"> </w:t>
-      </w:r>
-      <w:r>
-        <w:t xml:space="preserve">— our</w:t>
-      </w:r>
-      <w:r>
-        <w:t xml:space="preserve"> </w:t>
-      </w:r>
-      <w:r>
-        <w:rPr>
-          <w:rStyle w:val="VerbatimChar"/>
-        </w:rPr>
-        <w:t xml:space="preserve">pharmacy_state_licenses</w:t>
-      </w:r>
-      <w:r>
-        <w:t xml:space="preserve"> </w:t>
-      </w:r>
-      <w:r>
-        <w:t xml:space="preserve">table filters orders to compliant routes</w:t>
-      </w:r>
-    </w:p>
-    <w:p>
-      <w:pPr>
-        <w:pStyle w:val="Compact"/>
-        <w:numPr>
-          <w:ilvl w:val="0"/>
-          <w:numId w:val="1034"/>
-        </w:numPr>
-      </w:pPr>
-      <w:r>
-        <w:rPr>
-          <w:b/>
-          <w:bCs/>
-        </w:rPr>
-        <w:t xml:space="preserve">Controlled substance handling</w:t>
-      </w:r>
-      <w:r>
-        <w:t xml:space="preserve"> </w:t>
-      </w:r>
-      <w:r>
-        <w:t xml:space="preserve">— document our EPCS 2FA implementation (21 CFR 1311 compliant)</w:t>
-      </w:r>
-    </w:p>
-    <w:bookmarkEnd w:id="15"/>
-    <w:bookmarkStart w:id="16" w:name="insurance"/>
-    <w:p>
-      <w:pPr>
-        <w:pStyle w:val="Heading3"/>
-      </w:pPr>
-      <w:r>
-        <w:t xml:space="preserve">Insurance</w:t>
-      </w:r>
-    </w:p>
-    <w:p>
-      <w:pPr>
-        <w:pStyle w:val="Compact"/>
-        <w:numPr>
-          <w:ilvl w:val="0"/>
-          <w:numId w:val="1035"/>
-        </w:numPr>
-      </w:pPr>
-      <w:r>
-        <w:rPr>
-          <w:b/>
-          <w:bCs/>
+        <w:pStyle w:val="Compact"/>
+      </w:pPr>
+      <w:r>
+        <w:t xml:space="preserve">☐</w:t>
+      </w:r>
+      <w:r>
+        <w:t xml:space="preserve"> </w:t>
+      </w:r>
+      <w:r>
+        <w:rPr>
+          <w:bCs/>
+          <w:b/>
         </w:rPr>
         <w:t xml:space="preserve">General liability insurance</w:t>
       </w:r>
@@ -1070,16 +1274,22 @@
     </w:p>
     <w:p>
       <w:pPr>
-        <w:pStyle w:val="Compact"/>
-        <w:numPr>
-          <w:ilvl w:val="0"/>
-          <w:numId w:val="1036"/>
-        </w:numPr>
-      </w:pPr>
-      <w:r>
-        <w:rPr>
-          <w:b/>
-          <w:bCs/>
+        <w:numPr>
+          <w:ilvl w:val="0"/>
+          <w:numId w:val="1008"/>
+        </w:numPr>
+        <w:pStyle w:val="Compact"/>
+      </w:pPr>
+      <w:r>
+        <w:t xml:space="preserve">☐</w:t>
+      </w:r>
+      <w:r>
+        <w:t xml:space="preserve"> </w:t>
+      </w:r>
+      <w:r>
+        <w:rPr>
+          <w:bCs/>
+          <w:b/>
         </w:rPr>
         <w:t xml:space="preserve">Cyber liability insurance</w:t>
       </w:r>
@@ -1092,16 +1302,22 @@
     </w:p>
     <w:p>
       <w:pPr>
-        <w:pStyle w:val="Compact"/>
-        <w:numPr>
-          <w:ilvl w:val="0"/>
-          <w:numId w:val="1037"/>
-        </w:numPr>
-      </w:pPr>
-      <w:r>
-        <w:rPr>
-          <w:b/>
-          <w:bCs/>
+        <w:numPr>
+          <w:ilvl w:val="0"/>
+          <w:numId w:val="1008"/>
+        </w:numPr>
+        <w:pStyle w:val="Compact"/>
+      </w:pPr>
+      <w:r>
+        <w:t xml:space="preserve">☐</w:t>
+      </w:r>
+      <w:r>
+        <w:t xml:space="preserve"> </w:t>
+      </w:r>
+      <w:r>
+        <w:rPr>
+          <w:bCs/>
+          <w:b/>
         </w:rPr>
         <w:t xml:space="preserve">Professional liability / E&amp;O</w:t>
       </w:r>
@@ -1119,9 +1335,9 @@
         </w:pict>
       </w:r>
     </w:p>
-    <w:bookmarkEnd w:id="16"/>
-    <w:bookmarkEnd w:id="17"/>
-    <w:bookmarkStart w:id="23" w:name="application-submission-steps"/>
+    <w:bookmarkEnd w:id="27"/>
+    <w:bookmarkEnd w:id="28"/>
+    <w:bookmarkStart w:id="34" w:name="application-submission-steps"/>
     <w:p>
       <w:pPr>
         <w:pStyle w:val="Heading2"/>
@@ -1130,7 +1346,7 @@
         <w:t xml:space="preserve">Application Submission Steps</w:t>
       </w:r>
     </w:p>
-    <w:bookmarkStart w:id="18" w:name="step-1-create-legitscript-account"/>
+    <w:bookmarkStart w:id="29" w:name="step-1-create-legitscript-account"/>
     <w:p>
       <w:pPr>
         <w:pStyle w:val="Heading3"/>
@@ -1141,11 +1357,11 @@
     </w:p>
     <w:p>
       <w:pPr>
-        <w:pStyle w:val="Compact"/>
-        <w:numPr>
-          <w:ilvl w:val="0"/>
-          <w:numId w:val="1038"/>
-        </w:numPr>
+        <w:numPr>
+          <w:ilvl w:val="0"/>
+          <w:numId w:val="1009"/>
+        </w:numPr>
+        <w:pStyle w:val="Compact"/>
       </w:pPr>
       <w:r>
         <w:t xml:space="preserve">Go to https://www.legitscript.com/certification/healthcare-merchant-certification/</w:t>
@@ -1153,11 +1369,11 @@
     </w:p>
     <w:p>
       <w:pPr>
-        <w:pStyle w:val="Compact"/>
-        <w:numPr>
-          <w:ilvl w:val="0"/>
-          <w:numId w:val="1038"/>
-        </w:numPr>
+        <w:numPr>
+          <w:ilvl w:val="0"/>
+          <w:numId w:val="1009"/>
+        </w:numPr>
+        <w:pStyle w:val="Compact"/>
       </w:pPr>
       <w:r>
         <w:t xml:space="preserve">Click</w:t>
@@ -1166,16 +1382,22 @@
         <w:t xml:space="preserve"> </w:t>
       </w:r>
       <w:r>
-        <w:t xml:space="preserve">“Apply for Certification”</w:t>
-      </w:r>
-    </w:p>
-    <w:p>
-      <w:pPr>
-        <w:pStyle w:val="Compact"/>
-        <w:numPr>
-          <w:ilvl w:val="0"/>
-          <w:numId w:val="1038"/>
-        </w:numPr>
+        <w:t xml:space="preserve">“</w:t>
+      </w:r>
+      <w:r>
+        <w:t xml:space="preserve">Apply for Certification</w:t>
+      </w:r>
+      <w:r>
+        <w:t xml:space="preserve">”</w:t>
+      </w:r>
+    </w:p>
+    <w:p>
+      <w:pPr>
+        <w:numPr>
+          <w:ilvl w:val="0"/>
+          <w:numId w:val="1009"/>
+        </w:numPr>
+        <w:pStyle w:val="Compact"/>
       </w:pPr>
       <w:r>
         <w:t xml:space="preserve">Select</w:t>
@@ -1185,10 +1407,24 @@
       </w:r>
       <w:r>
         <w:rPr>
-          <w:b/>
-          <w:bCs/>
-        </w:rPr>
-        <w:t xml:space="preserve">“Healthcare Merchant”</w:t>
+          <w:bCs/>
+          <w:b/>
+        </w:rPr>
+        <w:t xml:space="preserve">“</w:t>
+      </w:r>
+      <w:r>
+        <w:rPr>
+          <w:bCs/>
+          <w:b/>
+        </w:rPr>
+        <w:t xml:space="preserve">Healthcare Merchant</w:t>
+      </w:r>
+      <w:r>
+        <w:rPr>
+          <w:bCs/>
+          <w:b/>
+        </w:rPr>
+        <w:t xml:space="preserve">”</w:t>
       </w:r>
       <w:r>
         <w:t xml:space="preserve"> </w:t>
@@ -1200,7 +1436,13 @@
         <w:t xml:space="preserve"> </w:t>
       </w:r>
       <w:r>
-        <w:t xml:space="preserve">“Pharmacy”</w:t>
+        <w:t xml:space="preserve">“</w:t>
+      </w:r>
+      <w:r>
+        <w:t xml:space="preserve">Pharmacy</w:t>
+      </w:r>
+      <w:r>
+        <w:t xml:space="preserve">”</w:t>
       </w:r>
       <w:r>
         <w:t xml:space="preserve"> </w:t>
@@ -1211,18 +1453,18 @@
     </w:p>
     <w:p>
       <w:pPr>
-        <w:pStyle w:val="Compact"/>
-        <w:numPr>
-          <w:ilvl w:val="0"/>
-          <w:numId w:val="1038"/>
-        </w:numPr>
+        <w:numPr>
+          <w:ilvl w:val="0"/>
+          <w:numId w:val="1009"/>
+        </w:numPr>
+        <w:pStyle w:val="Compact"/>
       </w:pPr>
       <w:r>
         <w:t xml:space="preserve">Create account with your founder email</w:t>
       </w:r>
     </w:p>
-    <w:bookmarkEnd w:id="18"/>
-    <w:bookmarkStart w:id="19" w:name="step-2-complete-the-application-form"/>
+    <w:bookmarkEnd w:id="29"/>
+    <w:bookmarkStart w:id="30" w:name="step-2-complete-the-application-form"/>
     <w:p>
       <w:pPr>
         <w:pStyle w:val="Heading3"/>
@@ -1243,13 +1485,13 @@
       <w:pPr>
         <w:numPr>
           <w:ilvl w:val="0"/>
-          <w:numId w:val="1039"/>
-        </w:numPr>
-      </w:pPr>
-      <w:r>
-        <w:rPr>
-          <w:b/>
-          <w:bCs/>
+          <w:numId w:val="1010"/>
+        </w:numPr>
+      </w:pPr>
+      <w:r>
+        <w:rPr>
+          <w:bCs/>
+          <w:b/>
         </w:rPr>
         <w:t xml:space="preserve">Business Information</w:t>
       </w:r>
@@ -1264,13 +1506,13 @@
       <w:pPr>
         <w:numPr>
           <w:ilvl w:val="0"/>
-          <w:numId w:val="1039"/>
-        </w:numPr>
-      </w:pPr>
-      <w:r>
-        <w:rPr>
-          <w:b/>
-          <w:bCs/>
+          <w:numId w:val="1010"/>
+        </w:numPr>
+      </w:pPr>
+      <w:r>
+        <w:rPr>
+          <w:bCs/>
+          <w:b/>
         </w:rPr>
         <w:t xml:space="preserve">Ownership &amp; Leadership</w:t>
       </w:r>
@@ -1285,13 +1527,13 @@
       <w:pPr>
         <w:numPr>
           <w:ilvl w:val="0"/>
-          <w:numId w:val="1039"/>
-        </w:numPr>
-      </w:pPr>
-      <w:r>
-        <w:rPr>
-          <w:b/>
-          <w:bCs/>
+          <w:numId w:val="1010"/>
+        </w:numPr>
+      </w:pPr>
+      <w:r>
+        <w:rPr>
+          <w:bCs/>
+          <w:b/>
         </w:rPr>
         <w:t xml:space="preserve">Services Offered</w:t>
       </w:r>
@@ -1304,27 +1546,33 @@
     </w:p>
     <w:p>
       <w:pPr>
+        <w:numPr>
+          <w:ilvl w:val="0"/>
+          <w:numId w:val="1000"/>
+        </w:numPr>
         <w:pStyle w:val="BlockText"/>
-        <w:numPr>
-          <w:ilvl w:val="0"/>
-          <w:numId w:val="1000"/>
-        </w:numPr>
-      </w:pPr>
-      <w:r>
-        <w:t xml:space="preserve">“CompoundIQ is a B2B2C infrastructure platform that connects licensed functional medicine clinics with licensed compounding pharmacies. We do not dispense medications, do not provide medical advice, do not prescribe medications, and do not hold a pharmacy license. We provide: (1) pharmacy search and comparison filtered by state licensing, (2) prescription routing via API, portal automation, or HIPAA-compliant fax, (3) HIPAA-compliant patient payment collection via Stripe Connect with zero PHI in payment metadata, (4) DEA 21 CFR 1311-compliant EPCS two-factor authentication for controlled substances, and (5) order tracking and audit trails. All prescribing decisions are made solely by licensed providers at our clinic partners. All dispensing is done solely by licensed compounding pharmacies.”</w:t>
-      </w:r>
-    </w:p>
-    <w:p>
-      <w:pPr>
-        <w:numPr>
-          <w:ilvl w:val="0"/>
-          <w:numId w:val="1039"/>
-        </w:numPr>
-      </w:pPr>
-      <w:r>
-        <w:rPr>
-          <w:b/>
-          <w:bCs/>
+      </w:pPr>
+      <w:r>
+        <w:t xml:space="preserve">“</w:t>
+      </w:r>
+      <w:r>
+        <w:t xml:space="preserve">CompoundIQ is a B2B2C infrastructure platform that connects licensed functional medicine clinics with licensed compounding pharmacies. We do not dispense medications, do not provide medical advice, do not prescribe medications, and do not hold a pharmacy license. We provide: (1) pharmacy search and comparison filtered by state licensing, (2) prescription routing via API, portal automation, or HIPAA-compliant fax, (3) HIPAA-compliant patient payment collection via Stripe Connect with zero PHI in payment metadata, (4) DEA 21 CFR 1311-compliant EPCS two-factor authentication for controlled substances, and (5) order tracking and audit trails. All prescribing decisions are made solely by licensed providers at our clinic partners. All dispensing is done solely by licensed compounding pharmacies.</w:t>
+      </w:r>
+      <w:r>
+        <w:t xml:space="preserve">”</w:t>
+      </w:r>
+    </w:p>
+    <w:p>
+      <w:pPr>
+        <w:numPr>
+          <w:ilvl w:val="0"/>
+          <w:numId w:val="1010"/>
+        </w:numPr>
+      </w:pPr>
+      <w:r>
+        <w:rPr>
+          <w:bCs/>
+          <w:b/>
         </w:rPr>
         <w:t xml:space="preserve">Compliance &amp; Regulatory</w:t>
       </w:r>
@@ -1339,13 +1587,13 @@
       <w:pPr>
         <w:numPr>
           <w:ilvl w:val="0"/>
-          <w:numId w:val="1039"/>
-        </w:numPr>
-      </w:pPr>
-      <w:r>
-        <w:rPr>
-          <w:b/>
-          <w:bCs/>
+          <w:numId w:val="1010"/>
+        </w:numPr>
+      </w:pPr>
+      <w:r>
+        <w:rPr>
+          <w:bCs/>
+          <w:b/>
         </w:rPr>
         <w:t xml:space="preserve">Website / Platform URL</w:t>
       </w:r>
@@ -1360,13 +1608,13 @@
       <w:pPr>
         <w:numPr>
           <w:ilvl w:val="0"/>
-          <w:numId w:val="1039"/>
-        </w:numPr>
-      </w:pPr>
-      <w:r>
-        <w:rPr>
-          <w:b/>
-          <w:bCs/>
+          <w:numId w:val="1010"/>
+        </w:numPr>
+      </w:pPr>
+      <w:r>
+        <w:rPr>
+          <w:bCs/>
+          <w:b/>
         </w:rPr>
         <w:t xml:space="preserve">Ownership documents upload</w:t>
       </w:r>
@@ -1375,13 +1623,13 @@
       <w:pPr>
         <w:numPr>
           <w:ilvl w:val="0"/>
-          <w:numId w:val="1039"/>
-        </w:numPr>
-      </w:pPr>
-      <w:r>
-        <w:rPr>
-          <w:b/>
-          <w:bCs/>
+          <w:numId w:val="1010"/>
+        </w:numPr>
+      </w:pPr>
+      <w:r>
+        <w:rPr>
+          <w:bCs/>
+          <w:b/>
         </w:rPr>
         <w:t xml:space="preserve">Payment</w:t>
       </w:r>
@@ -1392,8 +1640,8 @@
         <w:t xml:space="preserve">— $975 credit card</w:t>
       </w:r>
     </w:p>
-    <w:bookmarkEnd w:id="19"/>
-    <w:bookmarkStart w:id="20" w:name="X92a1438087aa28543223d9021b29900a5dfa2f7"/>
+    <w:bookmarkEnd w:id="30"/>
+    <w:bookmarkStart w:id="31" w:name="X92a1438087aa28543223d9021b29900a5dfa2f7"/>
     <w:p>
       <w:pPr>
         <w:pStyle w:val="Heading3"/>
@@ -1412,50 +1660,74 @@
     </w:p>
     <w:p>
       <w:pPr>
-        <w:pStyle w:val="Compact"/>
-        <w:numPr>
-          <w:ilvl w:val="0"/>
-          <w:numId w:val="1040"/>
-        </w:numPr>
-      </w:pPr>
-      <w:r>
-        <w:t xml:space="preserve">“Confirm you are not a pharmacy and not dispensing”</w:t>
-      </w:r>
-    </w:p>
-    <w:p>
-      <w:pPr>
-        <w:pStyle w:val="Compact"/>
-        <w:numPr>
-          <w:ilvl w:val="0"/>
-          <w:numId w:val="1040"/>
-        </w:numPr>
-      </w:pPr>
-      <w:r>
-        <w:t xml:space="preserve">“Provide evidence of HIPAA-compliant architecture”</w:t>
-      </w:r>
-    </w:p>
-    <w:p>
-      <w:pPr>
-        <w:pStyle w:val="Compact"/>
-        <w:numPr>
-          <w:ilvl w:val="0"/>
-          <w:numId w:val="1040"/>
-        </w:numPr>
-      </w:pPr>
-      <w:r>
-        <w:t xml:space="preserve">“Provide list of US states you operate in”</w:t>
-      </w:r>
-    </w:p>
-    <w:p>
-      <w:pPr>
-        <w:pStyle w:val="Compact"/>
-        <w:numPr>
-          <w:ilvl w:val="0"/>
-          <w:numId w:val="1040"/>
-        </w:numPr>
-      </w:pPr>
-      <w:r>
-        <w:t xml:space="preserve">“Provide pharmacy partner agreements”</w:t>
+        <w:numPr>
+          <w:ilvl w:val="0"/>
+          <w:numId w:val="1011"/>
+        </w:numPr>
+        <w:pStyle w:val="Compact"/>
+      </w:pPr>
+      <w:r>
+        <w:t xml:space="preserve">“</w:t>
+      </w:r>
+      <w:r>
+        <w:t xml:space="preserve">Confirm you are not a pharmacy and not dispensing</w:t>
+      </w:r>
+      <w:r>
+        <w:t xml:space="preserve">”</w:t>
+      </w:r>
+    </w:p>
+    <w:p>
+      <w:pPr>
+        <w:numPr>
+          <w:ilvl w:val="0"/>
+          <w:numId w:val="1011"/>
+        </w:numPr>
+        <w:pStyle w:val="Compact"/>
+      </w:pPr>
+      <w:r>
+        <w:t xml:space="preserve">“</w:t>
+      </w:r>
+      <w:r>
+        <w:t xml:space="preserve">Provide evidence of HIPAA-compliant architecture</w:t>
+      </w:r>
+      <w:r>
+        <w:t xml:space="preserve">”</w:t>
+      </w:r>
+    </w:p>
+    <w:p>
+      <w:pPr>
+        <w:numPr>
+          <w:ilvl w:val="0"/>
+          <w:numId w:val="1011"/>
+        </w:numPr>
+        <w:pStyle w:val="Compact"/>
+      </w:pPr>
+      <w:r>
+        <w:t xml:space="preserve">“</w:t>
+      </w:r>
+      <w:r>
+        <w:t xml:space="preserve">Provide list of US states you operate in</w:t>
+      </w:r>
+      <w:r>
+        <w:t xml:space="preserve">”</w:t>
+      </w:r>
+    </w:p>
+    <w:p>
+      <w:pPr>
+        <w:numPr>
+          <w:ilvl w:val="0"/>
+          <w:numId w:val="1011"/>
+        </w:numPr>
+        <w:pStyle w:val="Compact"/>
+      </w:pPr>
+      <w:r>
+        <w:t xml:space="preserve">“</w:t>
+      </w:r>
+      <w:r>
+        <w:t xml:space="preserve">Provide pharmacy partner agreements</w:t>
+      </w:r>
+      <w:r>
+        <w:t xml:space="preserve">”</w:t>
       </w:r>
       <w:r>
         <w:t xml:space="preserve"> </w:t>
@@ -1466,14 +1738,20 @@
     </w:p>
     <w:p>
       <w:pPr>
-        <w:pStyle w:val="Compact"/>
-        <w:numPr>
-          <w:ilvl w:val="0"/>
-          <w:numId w:val="1040"/>
-        </w:numPr>
-      </w:pPr>
-      <w:r>
-        <w:t xml:space="preserve">“Provide clinic partner agreements”</w:t>
+        <w:numPr>
+          <w:ilvl w:val="0"/>
+          <w:numId w:val="1011"/>
+        </w:numPr>
+        <w:pStyle w:val="Compact"/>
+      </w:pPr>
+      <w:r>
+        <w:t xml:space="preserve">“</w:t>
+      </w:r>
+      <w:r>
+        <w:t xml:space="preserve">Provide clinic partner agreements</w:t>
+      </w:r>
+      <w:r>
+        <w:t xml:space="preserve">”</w:t>
       </w:r>
     </w:p>
     <w:p>
@@ -1482,8 +1760,8 @@
       </w:pPr>
       <w:r>
         <w:rPr>
-          <w:b/>
-          <w:bCs/>
+          <w:bCs/>
+          <w:b/>
         </w:rPr>
         <w:t xml:space="preserve">Response time matters.</w:t>
       </w:r>
@@ -1494,8 +1772,8 @@
         <w:t xml:space="preserve">Reply within 24 hours with thorough answers to keep the application moving. Every delay on your side adds a week to the timeline.</w:t>
       </w:r>
     </w:p>
-    <w:bookmarkEnd w:id="20"/>
-    <w:bookmarkStart w:id="21" w:name="step-4-remediation-if-flagged"/>
+    <w:bookmarkEnd w:id="31"/>
+    <w:bookmarkStart w:id="32" w:name="step-4-remediation-if-flagged"/>
     <w:p>
       <w:pPr>
         <w:pStyle w:val="Heading3"/>
@@ -1514,11 +1792,11 @@
     </w:p>
     <w:p>
       <w:pPr>
-        <w:pStyle w:val="Compact"/>
-        <w:numPr>
-          <w:ilvl w:val="0"/>
-          <w:numId w:val="1041"/>
-        </w:numPr>
+        <w:numPr>
+          <w:ilvl w:val="0"/>
+          <w:numId w:val="1012"/>
+        </w:numPr>
+        <w:pStyle w:val="Compact"/>
       </w:pPr>
       <w:r>
         <w:t xml:space="preserve">Add a disclosure to your website</w:t>
@@ -1526,11 +1804,11 @@
     </w:p>
     <w:p>
       <w:pPr>
-        <w:pStyle w:val="Compact"/>
-        <w:numPr>
-          <w:ilvl w:val="0"/>
-          <w:numId w:val="1041"/>
-        </w:numPr>
+        <w:numPr>
+          <w:ilvl w:val="0"/>
+          <w:numId w:val="1012"/>
+        </w:numPr>
+        <w:pStyle w:val="Compact"/>
       </w:pPr>
       <w:r>
         <w:t xml:space="preserve">Strengthen the Privacy Policy</w:t>
@@ -1538,11 +1816,11 @@
     </w:p>
     <w:p>
       <w:pPr>
-        <w:pStyle w:val="Compact"/>
-        <w:numPr>
-          <w:ilvl w:val="0"/>
-          <w:numId w:val="1041"/>
-        </w:numPr>
+        <w:numPr>
+          <w:ilvl w:val="0"/>
+          <w:numId w:val="1012"/>
+        </w:numPr>
+        <w:pStyle w:val="Compact"/>
       </w:pPr>
       <w:r>
         <w:t xml:space="preserve">Provide additional BAA documentation</w:t>
@@ -1550,11 +1828,11 @@
     </w:p>
     <w:p>
       <w:pPr>
-        <w:pStyle w:val="Compact"/>
-        <w:numPr>
-          <w:ilvl w:val="0"/>
-          <w:numId w:val="1041"/>
-        </w:numPr>
+        <w:numPr>
+          <w:ilvl w:val="0"/>
+          <w:numId w:val="1012"/>
+        </w:numPr>
+        <w:pStyle w:val="Compact"/>
       </w:pPr>
       <w:r>
         <w:t xml:space="preserve">Add a</w:t>
@@ -1563,7 +1841,13 @@
         <w:t xml:space="preserve"> </w:t>
       </w:r>
       <w:r>
-        <w:t xml:space="preserve">“How It Works”</w:t>
+        <w:t xml:space="preserve">“</w:t>
+      </w:r>
+      <w:r>
+        <w:t xml:space="preserve">How It Works</w:t>
+      </w:r>
+      <w:r>
+        <w:t xml:space="preserve">”</w:t>
       </w:r>
       <w:r>
         <w:t xml:space="preserve"> </w:t>
@@ -1580,8 +1864,8 @@
         <w:t xml:space="preserve">Fix quickly and resubmit the specific section. Most applications need 1-2 rounds of remediation.</w:t>
       </w:r>
     </w:p>
-    <w:bookmarkEnd w:id="21"/>
-    <w:bookmarkStart w:id="22" w:name="step-5-approval"/>
+    <w:bookmarkEnd w:id="32"/>
+    <w:bookmarkStart w:id="33" w:name="step-5-approval"/>
     <w:p>
       <w:pPr>
         <w:pStyle w:val="Heading3"/>
@@ -1600,16 +1884,16 @@
     </w:p>
     <w:p>
       <w:pPr>
-        <w:pStyle w:val="Compact"/>
-        <w:numPr>
-          <w:ilvl w:val="0"/>
-          <w:numId w:val="1042"/>
-        </w:numPr>
-      </w:pPr>
-      <w:r>
-        <w:rPr>
-          <w:b/>
-          <w:bCs/>
+        <w:numPr>
+          <w:ilvl w:val="0"/>
+          <w:numId w:val="1013"/>
+        </w:numPr>
+        <w:pStyle w:val="Compact"/>
+      </w:pPr>
+      <w:r>
+        <w:rPr>
+          <w:bCs/>
+          <w:b/>
         </w:rPr>
         <w:t xml:space="preserve">LegitScript Certification Seal</w:t>
       </w:r>
@@ -1622,48 +1906,48 @@
     </w:p>
     <w:p>
       <w:pPr>
-        <w:pStyle w:val="Compact"/>
-        <w:numPr>
-          <w:ilvl w:val="0"/>
-          <w:numId w:val="1042"/>
-        </w:numPr>
-      </w:pPr>
-      <w:r>
-        <w:rPr>
-          <w:b/>
-          <w:bCs/>
+        <w:numPr>
+          <w:ilvl w:val="0"/>
+          <w:numId w:val="1013"/>
+        </w:numPr>
+        <w:pStyle w:val="Compact"/>
+      </w:pPr>
+      <w:r>
+        <w:rPr>
+          <w:bCs/>
+          <w:b/>
         </w:rPr>
         <w:t xml:space="preserve">Listing in LegitScript’s Certified Merchants database</w:t>
       </w:r>
     </w:p>
     <w:p>
       <w:pPr>
-        <w:pStyle w:val="Compact"/>
-        <w:numPr>
-          <w:ilvl w:val="0"/>
-          <w:numId w:val="1042"/>
-        </w:numPr>
-      </w:pPr>
-      <w:r>
-        <w:rPr>
-          <w:b/>
-          <w:bCs/>
+        <w:numPr>
+          <w:ilvl w:val="0"/>
+          <w:numId w:val="1013"/>
+        </w:numPr>
+        <w:pStyle w:val="Compact"/>
+      </w:pPr>
+      <w:r>
+        <w:rPr>
+          <w:bCs/>
+          <w:b/>
         </w:rPr>
         <w:t xml:space="preserve">Unblock on Google Ads, Meta Ads healthcare campaigns</w:t>
       </w:r>
     </w:p>
     <w:p>
       <w:pPr>
-        <w:pStyle w:val="Compact"/>
-        <w:numPr>
-          <w:ilvl w:val="0"/>
-          <w:numId w:val="1042"/>
-        </w:numPr>
-      </w:pPr>
-      <w:r>
-        <w:rPr>
-          <w:b/>
-          <w:bCs/>
+        <w:numPr>
+          <w:ilvl w:val="0"/>
+          <w:numId w:val="1013"/>
+        </w:numPr>
+        <w:pStyle w:val="Compact"/>
+      </w:pPr>
+      <w:r>
+        <w:rPr>
+          <w:bCs/>
+          <w:b/>
         </w:rPr>
         <w:t xml:space="preserve">Trust signal for partner negotiations</w:t>
       </w:r>
@@ -1675,9 +1959,9 @@
         </w:pict>
       </w:r>
     </w:p>
-    <w:bookmarkEnd w:id="22"/>
-    <w:bookmarkEnd w:id="23"/>
-    <w:bookmarkStart w:id="27" w:name="post-approval-requirements"/>
+    <w:bookmarkEnd w:id="33"/>
+    <w:bookmarkEnd w:id="34"/>
+    <w:bookmarkStart w:id="38" w:name="post-approval-requirements"/>
     <w:p>
       <w:pPr>
         <w:pStyle w:val="Heading2"/>
@@ -1686,7 +1970,7 @@
         <w:t xml:space="preserve">Post-Approval Requirements</w:t>
       </w:r>
     </w:p>
-    <w:bookmarkStart w:id="24" w:name="annual-monitoring-fee"/>
+    <w:bookmarkStart w:id="35" w:name="annual-monitoring-fee"/>
     <w:p>
       <w:pPr>
         <w:pStyle w:val="Heading3"/>
@@ -1697,16 +1981,16 @@
     </w:p>
     <w:p>
       <w:pPr>
-        <w:pStyle w:val="Compact"/>
-        <w:numPr>
-          <w:ilvl w:val="0"/>
-          <w:numId w:val="1043"/>
-        </w:numPr>
-      </w:pPr>
-      <w:r>
-        <w:rPr>
-          <w:b/>
-          <w:bCs/>
+        <w:numPr>
+          <w:ilvl w:val="0"/>
+          <w:numId w:val="1014"/>
+        </w:numPr>
+        <w:pStyle w:val="Compact"/>
+      </w:pPr>
+      <w:r>
+        <w:rPr>
+          <w:bCs/>
+          <w:b/>
         </w:rPr>
         <w:t xml:space="preserve">$1,295/year</w:t>
       </w:r>
@@ -1719,16 +2003,16 @@
     </w:p>
     <w:p>
       <w:pPr>
-        <w:pStyle w:val="Compact"/>
-        <w:numPr>
-          <w:ilvl w:val="0"/>
-          <w:numId w:val="1043"/>
-        </w:numPr>
-      </w:pPr>
-      <w:r>
-        <w:rPr>
-          <w:b/>
-          <w:bCs/>
+        <w:numPr>
+          <w:ilvl w:val="0"/>
+          <w:numId w:val="1014"/>
+        </w:numPr>
+        <w:pStyle w:val="Compact"/>
+      </w:pPr>
+      <w:r>
+        <w:rPr>
+          <w:bCs/>
+          <w:b/>
         </w:rPr>
         <w:t xml:space="preserve">$2,150/year</w:t>
       </w:r>
@@ -1741,18 +2025,18 @@
     </w:p>
     <w:p>
       <w:pPr>
-        <w:pStyle w:val="Compact"/>
-        <w:numPr>
-          <w:ilvl w:val="0"/>
-          <w:numId w:val="1043"/>
-        </w:numPr>
+        <w:numPr>
+          <w:ilvl w:val="0"/>
+          <w:numId w:val="1014"/>
+        </w:numPr>
+        <w:pStyle w:val="Compact"/>
       </w:pPr>
       <w:r>
         <w:t xml:space="preserve">Auto-renews; set a calendar reminder</w:t>
       </w:r>
     </w:p>
-    <w:bookmarkEnd w:id="24"/>
-    <w:bookmarkStart w:id="25" w:name="ongoing-compliance"/>
+    <w:bookmarkEnd w:id="35"/>
+    <w:bookmarkStart w:id="36" w:name="ongoing-compliance"/>
     <w:p>
       <w:pPr>
         <w:pStyle w:val="Heading3"/>
@@ -1763,66 +2047,66 @@
     </w:p>
     <w:p>
       <w:pPr>
-        <w:pStyle w:val="Compact"/>
-        <w:numPr>
-          <w:ilvl w:val="0"/>
-          <w:numId w:val="1044"/>
-        </w:numPr>
-      </w:pPr>
-      <w:r>
-        <w:t xml:space="preserve">Keep beneficial ownership information current (notify within 30 days of changes)</w:t>
-      </w:r>
-    </w:p>
-    <w:p>
-      <w:pPr>
-        <w:pStyle w:val="Compact"/>
-        <w:numPr>
-          <w:ilvl w:val="0"/>
-          <w:numId w:val="1045"/>
-        </w:numPr>
-      </w:pPr>
-      <w:r>
-        <w:t xml:space="preserve">Keep business licenses current</w:t>
-      </w:r>
-    </w:p>
-    <w:p>
-      <w:pPr>
-        <w:pStyle w:val="Compact"/>
-        <w:numPr>
-          <w:ilvl w:val="0"/>
-          <w:numId w:val="1046"/>
-        </w:numPr>
-      </w:pPr>
-      <w:r>
-        <w:t xml:space="preserve">Maintain BAAs with all subprocessors</w:t>
-      </w:r>
-    </w:p>
-    <w:p>
-      <w:pPr>
-        <w:pStyle w:val="Compact"/>
-        <w:numPr>
-          <w:ilvl w:val="0"/>
-          <w:numId w:val="1047"/>
-        </w:numPr>
-      </w:pPr>
-      <w:r>
-        <w:t xml:space="preserve">Report any regulatory actions within 10 days</w:t>
-      </w:r>
-    </w:p>
-    <w:p>
-      <w:pPr>
-        <w:pStyle w:val="Compact"/>
-        <w:numPr>
-          <w:ilvl w:val="0"/>
-          <w:numId w:val="1048"/>
-        </w:numPr>
-      </w:pPr>
-      <w:r>
-        <w:t xml:space="preserve">Respond to any LegitScript inquiries within 5 business days</w:t>
-      </w:r>
-    </w:p>
-    <w:bookmarkEnd w:id="25"/>
-    <w:bookmarkStart w:id="26" w:name="display-requirements"/>
+        <w:numPr>
+          <w:ilvl w:val="0"/>
+          <w:numId w:val="1015"/>
+        </w:numPr>
+        <w:pStyle w:val="Compact"/>
+      </w:pPr>
+      <w:r>
+        <w:t xml:space="preserve">☐ Keep beneficial ownership information current (notify within 30 days of changes)</w:t>
+      </w:r>
+    </w:p>
+    <w:p>
+      <w:pPr>
+        <w:numPr>
+          <w:ilvl w:val="0"/>
+          <w:numId w:val="1015"/>
+        </w:numPr>
+        <w:pStyle w:val="Compact"/>
+      </w:pPr>
+      <w:r>
+        <w:t xml:space="preserve">☐ Keep business licenses current</w:t>
+      </w:r>
+    </w:p>
+    <w:p>
+      <w:pPr>
+        <w:numPr>
+          <w:ilvl w:val="0"/>
+          <w:numId w:val="1015"/>
+        </w:numPr>
+        <w:pStyle w:val="Compact"/>
+      </w:pPr>
+      <w:r>
+        <w:t xml:space="preserve">☐ Maintain BAAs with all subprocessors</w:t>
+      </w:r>
+    </w:p>
+    <w:p>
+      <w:pPr>
+        <w:numPr>
+          <w:ilvl w:val="0"/>
+          <w:numId w:val="1015"/>
+        </w:numPr>
+        <w:pStyle w:val="Compact"/>
+      </w:pPr>
+      <w:r>
+        <w:t xml:space="preserve">☐ Report any regulatory actions within 10 days</w:t>
+      </w:r>
+    </w:p>
+    <w:p>
+      <w:pPr>
+        <w:numPr>
+          <w:ilvl w:val="0"/>
+          <w:numId w:val="1015"/>
+        </w:numPr>
+        <w:pStyle w:val="Compact"/>
+      </w:pPr>
+      <w:r>
+        <w:t xml:space="preserve">☐ Respond to any LegitScript inquiries within 5 business days</w:t>
+      </w:r>
+    </w:p>
+    <w:bookmarkEnd w:id="36"/>
+    <w:bookmarkStart w:id="37" w:name="display-requirements"/>
     <w:p>
       <w:pPr>
         <w:pStyle w:val="Heading3"/>
@@ -1833,38 +2117,38 @@
     </w:p>
     <w:p>
       <w:pPr>
-        <w:pStyle w:val="Compact"/>
-        <w:numPr>
-          <w:ilvl w:val="0"/>
-          <w:numId w:val="1049"/>
-        </w:numPr>
-      </w:pPr>
-      <w:r>
-        <w:t xml:space="preserve">Embed LegitScript seal on your homepage footer</w:t>
-      </w:r>
-    </w:p>
-    <w:p>
-      <w:pPr>
-        <w:pStyle w:val="Compact"/>
-        <w:numPr>
-          <w:ilvl w:val="0"/>
-          <w:numId w:val="1050"/>
-        </w:numPr>
-      </w:pPr>
-      <w:r>
-        <w:t xml:space="preserve">Include seal in Google Ads / Meta Ads landing pages</w:t>
-      </w:r>
-    </w:p>
-    <w:p>
-      <w:pPr>
-        <w:pStyle w:val="Compact"/>
-        <w:numPr>
-          <w:ilvl w:val="0"/>
-          <w:numId w:val="1051"/>
-        </w:numPr>
-      </w:pPr>
-      <w:r>
-        <w:t xml:space="preserve">Reference certification in pharmacy and clinic pitch materials</w:t>
+        <w:numPr>
+          <w:ilvl w:val="0"/>
+          <w:numId w:val="1016"/>
+        </w:numPr>
+        <w:pStyle w:val="Compact"/>
+      </w:pPr>
+      <w:r>
+        <w:t xml:space="preserve">☐ Embed LegitScript seal on your homepage footer</w:t>
+      </w:r>
+    </w:p>
+    <w:p>
+      <w:pPr>
+        <w:numPr>
+          <w:ilvl w:val="0"/>
+          <w:numId w:val="1016"/>
+        </w:numPr>
+        <w:pStyle w:val="Compact"/>
+      </w:pPr>
+      <w:r>
+        <w:t xml:space="preserve">☐ Include seal in Google Ads / Meta Ads landing pages</w:t>
+      </w:r>
+    </w:p>
+    <w:p>
+      <w:pPr>
+        <w:numPr>
+          <w:ilvl w:val="0"/>
+          <w:numId w:val="1016"/>
+        </w:numPr>
+        <w:pStyle w:val="Compact"/>
+      </w:pPr>
+      <w:r>
+        <w:t xml:space="preserve">☐ Reference certification in pharmacy and clinic pitch materials</w:t>
       </w:r>
     </w:p>
     <w:p>
@@ -1874,9 +2158,9 @@
         </w:pict>
       </w:r>
     </w:p>
-    <w:bookmarkEnd w:id="26"/>
-    <w:bookmarkEnd w:id="27"/>
-    <w:bookmarkStart w:id="28" w:name="timeline-tracker"/>
+    <w:bookmarkEnd w:id="37"/>
+    <w:bookmarkEnd w:id="38"/>
+    <w:bookmarkStart w:id="39" w:name="timeline-tracker"/>
     <w:p>
       <w:pPr>
         <w:pStyle w:val="Heading2"/>
@@ -1890,6 +2174,7 @@
         <w:tblStyle w:val="Table"/>
         <w:tblW w:type="auto" w:w="0"/>
         <w:tblLook w:firstRow="1" w:lastRow="0" w:firstColumn="0" w:lastColumn="0" w:noHBand="0" w:noVBand="0" w:val="0020"/>
+        <w:jc w:val="start"/>
       </w:tblPr>
       <w:tblGrid>
         <w:gridCol w:w="1980"/>
@@ -1899,13 +2184,14 @@
       </w:tblGrid>
       <w:tr>
         <w:trPr>
-          <w:tblHeader w:val="on"/>
+          <w:tblHeader w:val="true"/>
         </w:trPr>
         <w:tc>
           <w:tcPr/>
           <w:p>
             <w:pPr>
               <w:pStyle w:val="Compact"/>
+              <w:jc w:val="left"/>
             </w:pPr>
             <w:r>
               <w:t xml:space="preserve">Step</w:t>
@@ -1917,6 +2203,7 @@
           <w:p>
             <w:pPr>
               <w:pStyle w:val="Compact"/>
+              <w:jc w:val="left"/>
             </w:pPr>
             <w:r>
               <w:t xml:space="preserve">Target Date</w:t>
@@ -1928,6 +2215,7 @@
           <w:p>
             <w:pPr>
               <w:pStyle w:val="Compact"/>
+              <w:jc w:val="left"/>
             </w:pPr>
             <w:r>
               <w:t xml:space="preserve">Completed</w:t>
@@ -1939,6 +2227,7 @@
           <w:p>
             <w:pPr>
               <w:pStyle w:val="Compact"/>
+              <w:jc w:val="left"/>
             </w:pPr>
             <w:r>
               <w:t xml:space="preserve">Notes</w:t>
@@ -1952,6 +2241,7 @@
           <w:p>
             <w:pPr>
               <w:pStyle w:val="Compact"/>
+              <w:jc w:val="left"/>
             </w:pPr>
             <w:r>
               <w:t xml:space="preserve">Gather all pre-application documents</w:t>
@@ -1963,6 +2253,7 @@
           <w:p>
             <w:pPr>
               <w:pStyle w:val="Compact"/>
+              <w:jc w:val="left"/>
             </w:pPr>
             <w:r>
               <w:t xml:space="preserve">Week 1, Day 3</w:t>
@@ -1992,6 +2283,7 @@
           <w:p>
             <w:pPr>
               <w:pStyle w:val="Compact"/>
+              <w:jc w:val="left"/>
             </w:pPr>
             <w:r>
               <w:t xml:space="preserve">Create LegitScript account + start form</w:t>
@@ -2003,6 +2295,7 @@
           <w:p>
             <w:pPr>
               <w:pStyle w:val="Compact"/>
+              <w:jc w:val="left"/>
             </w:pPr>
             <w:r>
               <w:t xml:space="preserve">Week 1, Day 4</w:t>
@@ -2032,6 +2325,7 @@
           <w:p>
             <w:pPr>
               <w:pStyle w:val="Compact"/>
+              <w:jc w:val="left"/>
             </w:pPr>
             <w:r>
               <w:t xml:space="preserve">Submit complete application + payment</w:t>
@@ -2043,6 +2337,7 @@
           <w:p>
             <w:pPr>
               <w:pStyle w:val="Compact"/>
+              <w:jc w:val="left"/>
             </w:pPr>
             <w:r>
               <w:t xml:space="preserve">Week 1, Day 5</w:t>
@@ -2072,6 +2367,7 @@
           <w:p>
             <w:pPr>
               <w:pStyle w:val="Compact"/>
+              <w:jc w:val="left"/>
             </w:pPr>
             <w:r>
               <w:t xml:space="preserve">Reviewer first response</w:t>
@@ -2083,6 +2379,7 @@
           <w:p>
             <w:pPr>
               <w:pStyle w:val="Compact"/>
+              <w:jc w:val="left"/>
             </w:pPr>
             <w:r>
               <w:t xml:space="preserve">Week 1-2</w:t>
@@ -2112,6 +2409,7 @@
           <w:p>
             <w:pPr>
               <w:pStyle w:val="Compact"/>
+              <w:jc w:val="left"/>
             </w:pPr>
             <w:r>
               <w:t xml:space="preserve">Respond to reviewer questions</w:t>
@@ -2123,6 +2421,7 @@
           <w:p>
             <w:pPr>
               <w:pStyle w:val="Compact"/>
+              <w:jc w:val="left"/>
             </w:pPr>
             <w:r>
               <w:t xml:space="preserve">Within 24h of their email</w:t>
@@ -2152,6 +2451,7 @@
           <w:p>
             <w:pPr>
               <w:pStyle w:val="Compact"/>
+              <w:jc w:val="left"/>
             </w:pPr>
             <w:r>
               <w:t xml:space="preserve">Remediation round 1 (if needed)</w:t>
@@ -2163,6 +2463,7 @@
           <w:p>
             <w:pPr>
               <w:pStyle w:val="Compact"/>
+              <w:jc w:val="left"/>
             </w:pPr>
             <w:r>
               <w:t xml:space="preserve">Week 2-3</w:t>
@@ -2192,6 +2493,7 @@
           <w:p>
             <w:pPr>
               <w:pStyle w:val="Compact"/>
+              <w:jc w:val="left"/>
             </w:pPr>
             <w:r>
               <w:t xml:space="preserve">Approval</w:t>
@@ -2203,6 +2505,7 @@
           <w:p>
             <w:pPr>
               <w:pStyle w:val="Compact"/>
+              <w:jc w:val="left"/>
             </w:pPr>
             <w:r>
               <w:t xml:space="preserve">Week 3-4</w:t>
@@ -2222,6 +2525,7 @@
           <w:p>
             <w:pPr>
               <w:pStyle w:val="Compact"/>
+              <w:jc w:val="left"/>
             </w:pPr>
             <w:r>
               <w:t xml:space="preserve">Target: end of week 4</w:t>
@@ -2235,6 +2539,7 @@
           <w:p>
             <w:pPr>
               <w:pStyle w:val="Compact"/>
+              <w:jc w:val="left"/>
             </w:pPr>
             <w:r>
               <w:t xml:space="preserve">Embed seal on website</w:t>
@@ -2246,6 +2551,7 @@
           <w:p>
             <w:pPr>
               <w:pStyle w:val="Compact"/>
+              <w:jc w:val="left"/>
             </w:pPr>
             <w:r>
               <w:t xml:space="preserve">Day 1 of approval</w:t>
@@ -2275,6 +2581,7 @@
           <w:p>
             <w:pPr>
               <w:pStyle w:val="Compact"/>
+              <w:jc w:val="left"/>
             </w:pPr>
             <w:r>
               <w:t xml:space="preserve">Calendar annual renewal reminder</w:t>
@@ -2286,6 +2593,7 @@
           <w:p>
             <w:pPr>
               <w:pStyle w:val="Compact"/>
+              <w:jc w:val="left"/>
             </w:pPr>
             <w:r>
               <w:t xml:space="preserve">Day 1 of approval</w:t>
@@ -2317,8 +2625,8 @@
         </w:pict>
       </w:r>
     </w:p>
-    <w:bookmarkEnd w:id="28"/>
-    <w:bookmarkStart w:id="29" w:name="common-gotchas"/>
+    <w:bookmarkEnd w:id="39"/>
+    <w:bookmarkStart w:id="40" w:name="common-gotchas"/>
     <w:p>
       <w:pPr>
         <w:pStyle w:val="Heading2"/>
@@ -2331,13 +2639,13 @@
       <w:pPr>
         <w:numPr>
           <w:ilvl w:val="0"/>
-          <w:numId w:val="1052"/>
-        </w:numPr>
-      </w:pPr>
-      <w:r>
-        <w:rPr>
-          <w:b/>
-          <w:bCs/>
+          <w:numId w:val="1017"/>
+        </w:numPr>
+      </w:pPr>
+      <w:r>
+        <w:rPr>
+          <w:bCs/>
+          <w:b/>
         </w:rPr>
         <w:t xml:space="preserve">Don’t call yourself a pharmacy.</w:t>
       </w:r>
@@ -2352,13 +2660,13 @@
       <w:pPr>
         <w:numPr>
           <w:ilvl w:val="0"/>
-          <w:numId w:val="1052"/>
-        </w:numPr>
-      </w:pPr>
-      <w:r>
-        <w:rPr>
-          <w:b/>
-          <w:bCs/>
+          <w:numId w:val="1017"/>
+        </w:numPr>
+      </w:pPr>
+      <w:r>
+        <w:rPr>
+          <w:bCs/>
+          <w:b/>
         </w:rPr>
         <w:t xml:space="preserve">BAAs take time.</w:t>
       </w:r>
@@ -2373,13 +2681,13 @@
       <w:pPr>
         <w:numPr>
           <w:ilvl w:val="0"/>
-          <w:numId w:val="1052"/>
-        </w:numPr>
-      </w:pPr>
-      <w:r>
-        <w:rPr>
-          <w:b/>
-          <w:bCs/>
+          <w:numId w:val="1017"/>
+        </w:numPr>
+      </w:pPr>
+      <w:r>
+        <w:rPr>
+          <w:bCs/>
+          <w:b/>
         </w:rPr>
         <w:t xml:space="preserve">Insurance proof matters.</w:t>
       </w:r>
@@ -2394,13 +2702,13 @@
       <w:pPr>
         <w:numPr>
           <w:ilvl w:val="0"/>
-          <w:numId w:val="1052"/>
-        </w:numPr>
-      </w:pPr>
-      <w:r>
-        <w:rPr>
-          <w:b/>
-          <w:bCs/>
+          <w:numId w:val="1017"/>
+        </w:numPr>
+      </w:pPr>
+      <w:r>
+        <w:rPr>
+          <w:bCs/>
+          <w:b/>
         </w:rPr>
         <w:t xml:space="preserve">Don’t exaggerate.</w:t>
       </w:r>
@@ -2414,7 +2722,13 @@
         <w:t xml:space="preserve"> </w:t>
       </w:r>
       <w:r>
-        <w:t xml:space="preserve">“we have 10 pharmacy partners”</w:t>
+        <w:t xml:space="preserve">“</w:t>
+      </w:r>
+      <w:r>
+        <w:t xml:space="preserve">we have 10 pharmacy partners</w:t>
+      </w:r>
+      <w:r>
+        <w:t xml:space="preserve">”</w:t>
       </w:r>
       <w:r>
         <w:t xml:space="preserve"> </w:t>
@@ -2427,13 +2741,13 @@
       <w:pPr>
         <w:numPr>
           <w:ilvl w:val="0"/>
-          <w:numId w:val="1052"/>
-        </w:numPr>
-      </w:pPr>
-      <w:r>
-        <w:rPr>
-          <w:b/>
-          <w:bCs/>
+          <w:numId w:val="1017"/>
+        </w:numPr>
+      </w:pPr>
+      <w:r>
+        <w:rPr>
+          <w:bCs/>
+          <w:b/>
         </w:rPr>
         <w:t xml:space="preserve">Website must be live and professional.</w:t>
       </w:r>
@@ -2447,7 +2761,13 @@
         <w:t xml:space="preserve"> </w:t>
       </w:r>
       <w:r>
-        <w:t xml:space="preserve">“coming soon”</w:t>
+        <w:t xml:space="preserve">“</w:t>
+      </w:r>
+      <w:r>
+        <w:t xml:space="preserve">coming soon</w:t>
+      </w:r>
+      <w:r>
+        <w:t xml:space="preserve">”</w:t>
       </w:r>
       <w:r>
         <w:t xml:space="preserve"> </w:t>
@@ -2460,13 +2780,13 @@
       <w:pPr>
         <w:numPr>
           <w:ilvl w:val="0"/>
-          <w:numId w:val="1052"/>
-        </w:numPr>
-      </w:pPr>
-      <w:r>
-        <w:rPr>
-          <w:b/>
-          <w:bCs/>
+          <w:numId w:val="1017"/>
+        </w:numPr>
+      </w:pPr>
+      <w:r>
+        <w:rPr>
+          <w:bCs/>
+          <w:b/>
         </w:rPr>
         <w:t xml:space="preserve">Annual fee is not pro-rated.</w:t>
       </w:r>
@@ -2484,8 +2804,8 @@
         </w:pict>
       </w:r>
     </w:p>
-    <w:bookmarkEnd w:id="29"/>
-    <w:bookmarkStart w:id="33" w:name="templates-for-common-reviewer-questions"/>
+    <w:bookmarkEnd w:id="40"/>
+    <w:bookmarkStart w:id="44" w:name="templates-for-common-reviewer-questions"/>
     <w:p>
       <w:pPr>
         <w:pStyle w:val="Heading2"/>
@@ -2494,13 +2814,19 @@
         <w:t xml:space="preserve">Templates for Common Reviewer Questions</w:t>
       </w:r>
     </w:p>
-    <w:bookmarkStart w:id="30" w:name="confirm-you-are-not-a-pharmacy"/>
+    <w:bookmarkStart w:id="41" w:name="confirm-you-are-not-a-pharmacy"/>
     <w:p>
       <w:pPr>
         <w:pStyle w:val="Heading3"/>
       </w:pPr>
       <w:r>
-        <w:t xml:space="preserve">“Confirm you are not a pharmacy”</w:t>
+        <w:t xml:space="preserve">“</w:t>
+      </w:r>
+      <w:r>
+        <w:t xml:space="preserve">Confirm you are not a pharmacy</w:t>
+      </w:r>
+      <w:r>
+        <w:t xml:space="preserve">”</w:t>
       </w:r>
     </w:p>
     <w:p>
@@ -2511,14 +2837,20 @@
         <w:t xml:space="preserve">CompoundIQ Inc. is a B2B2C infrastructure platform, not a pharmacy. We do not: (a) hold a pharmacy license in any state, (b) physically compound or dispense any medication, (c) employ pharmacists, (d) maintain inventory, (e) ship medications to patients. All compounding and dispensing is performed by independent licensed compounding pharmacies. Our role is limited to (i) providing clinics with a search interface to compare licensed pharmacies, (ii) routing signed prescriptions from clinics to pharmacies via API/portal/fax, (iii) collecting patient payment via Stripe Connect, and (iv) providing order tracking. All prescribing decisions are made by licensed clinicians at our clinic partners; we do not influence, recommend, or override clinical decisions.</w:t>
       </w:r>
     </w:p>
-    <w:bookmarkEnd w:id="30"/>
-    <w:bookmarkStart w:id="31" w:name="describe-your-hipaa-compliance-posture"/>
+    <w:bookmarkEnd w:id="41"/>
+    <w:bookmarkStart w:id="42" w:name="describe-your-hipaa-compliance-posture"/>
     <w:p>
       <w:pPr>
         <w:pStyle w:val="Heading3"/>
       </w:pPr>
       <w:r>
-        <w:t xml:space="preserve">“Describe your HIPAA compliance posture”</w:t>
+        <w:t xml:space="preserve">“</w:t>
+      </w:r>
+      <w:r>
+        <w:t xml:space="preserve">Describe your HIPAA compliance posture</w:t>
+      </w:r>
+      <w:r>
+        <w:t xml:space="preserve">”</w:t>
       </w:r>
     </w:p>
     <w:p>
@@ -2529,14 +2861,20 @@
         <w:t xml:space="preserve">CompoundIQ implements HIPAA-adjacent controls throughout the platform: (1) all PHI at rest is AES-256 encrypted via Supabase-managed encryption, (2) all data in transit uses TLS 1.2+, (3) Row-Level Security policies restrict PHI access to authorized users on all 33 database tables, (4) pharmacy credentials are stored in Supabase Vault with AES-256-GCM encryption, (5) zero PHI is transmitted to Stripe — payment metadata contains only an internal order_id, (6) SMS messages to patients contain only the patient’s first name and a URL; no medication names or clinical information, (7) our error monitoring (Sentry) scrubs all PHI before transmission via beforeSend hooks, (8) Supabase Realtime is disabled to prevent PHI leaks via WebSocket, (9) immutable audit trails are maintained for all order state transitions and EPCS signing events. BAAs are in place with all subprocessors: [LIST].</w:t>
       </w:r>
     </w:p>
-    <w:bookmarkEnd w:id="31"/>
-    <w:bookmarkStart w:id="32" w:name="list-all-states-you-operate-in"/>
+    <w:bookmarkEnd w:id="42"/>
+    <w:bookmarkStart w:id="43" w:name="list-all-states-you-operate-in"/>
     <w:p>
       <w:pPr>
         <w:pStyle w:val="Heading3"/>
       </w:pPr>
       <w:r>
-        <w:t xml:space="preserve">“List all states you operate in”</w:t>
+        <w:t xml:space="preserve">“</w:t>
+      </w:r>
+      <w:r>
+        <w:t xml:space="preserve">List all states you operate in</w:t>
+      </w:r>
+      <w:r>
+        <w:t xml:space="preserve">”</w:t>
       </w:r>
     </w:p>
     <w:p>
@@ -2554,9 +2892,9 @@
         </w:pict>
       </w:r>
     </w:p>
-    <w:bookmarkEnd w:id="32"/>
-    <w:bookmarkEnd w:id="33"/>
-    <w:bookmarkStart w:id="34" w:name="Xa4a69ddaf73ec95a2ee064c9e499532839900cb"/>
+    <w:bookmarkEnd w:id="43"/>
+    <w:bookmarkEnd w:id="44"/>
+    <w:bookmarkStart w:id="45" w:name="Xa4a69ddaf73ec95a2ee064c9e499532839900cb"/>
     <w:p>
       <w:pPr>
         <w:pStyle w:val="Heading2"/>
@@ -2575,11 +2913,11 @@
     </w:p>
     <w:p>
       <w:pPr>
-        <w:pStyle w:val="Compact"/>
-        <w:numPr>
-          <w:ilvl w:val="0"/>
-          <w:numId w:val="1053"/>
-        </w:numPr>
+        <w:numPr>
+          <w:ilvl w:val="0"/>
+          <w:numId w:val="1018"/>
+        </w:numPr>
+        <w:pStyle w:val="Compact"/>
       </w:pPr>
       <w:r>
         <w:rPr>
@@ -2596,11 +2934,11 @@
     </w:p>
     <w:p>
       <w:pPr>
-        <w:pStyle w:val="Compact"/>
-        <w:numPr>
-          <w:ilvl w:val="0"/>
-          <w:numId w:val="1053"/>
-        </w:numPr>
+        <w:numPr>
+          <w:ilvl w:val="0"/>
+          <w:numId w:val="1018"/>
+        </w:numPr>
+        <w:pStyle w:val="Compact"/>
       </w:pPr>
       <w:r>
         <w:rPr>
@@ -2617,11 +2955,11 @@
     </w:p>
     <w:p>
       <w:pPr>
-        <w:pStyle w:val="Compact"/>
-        <w:numPr>
-          <w:ilvl w:val="0"/>
-          <w:numId w:val="1053"/>
-        </w:numPr>
+        <w:numPr>
+          <w:ilvl w:val="0"/>
+          <w:numId w:val="1018"/>
+        </w:numPr>
+        <w:pStyle w:val="Compact"/>
       </w:pPr>
       <w:r>
         <w:rPr>
@@ -2638,11 +2976,11 @@
     </w:p>
     <w:p>
       <w:pPr>
-        <w:pStyle w:val="Compact"/>
-        <w:numPr>
-          <w:ilvl w:val="0"/>
-          <w:numId w:val="1053"/>
-        </w:numPr>
+        <w:numPr>
+          <w:ilvl w:val="0"/>
+          <w:numId w:val="1018"/>
+        </w:numPr>
+        <w:pStyle w:val="Compact"/>
       </w:pPr>
       <w:r>
         <w:rPr>
@@ -2659,11 +2997,11 @@
     </w:p>
     <w:p>
       <w:pPr>
-        <w:pStyle w:val="Compact"/>
-        <w:numPr>
-          <w:ilvl w:val="0"/>
-          <w:numId w:val="1053"/>
-        </w:numPr>
+        <w:numPr>
+          <w:ilvl w:val="0"/>
+          <w:numId w:val="1018"/>
+        </w:numPr>
+        <w:pStyle w:val="Compact"/>
       </w:pPr>
       <w:r>
         <w:rPr>
@@ -2680,11 +3018,11 @@
     </w:p>
     <w:p>
       <w:pPr>
-        <w:pStyle w:val="Compact"/>
-        <w:numPr>
-          <w:ilvl w:val="0"/>
-          <w:numId w:val="1053"/>
-        </w:numPr>
+        <w:numPr>
+          <w:ilvl w:val="0"/>
+          <w:numId w:val="1018"/>
+        </w:numPr>
+        <w:pStyle w:val="Compact"/>
       </w:pPr>
       <w:r>
         <w:rPr>
@@ -2706,8 +3044,8 @@
         </w:pict>
       </w:r>
     </w:p>
-    <w:bookmarkEnd w:id="34"/>
-    <w:bookmarkStart w:id="35" w:name="status-tracker"/>
+    <w:bookmarkEnd w:id="45"/>
+    <w:bookmarkStart w:id="46" w:name="status-tracker"/>
     <w:p>
       <w:pPr>
         <w:pStyle w:val="Heading2"/>
@@ -2721,6 +3059,7 @@
         <w:tblStyle w:val="Table"/>
         <w:tblW w:type="auto" w:w="0"/>
         <w:tblLook w:firstRow="1" w:lastRow="0" w:firstColumn="0" w:lastColumn="0" w:noHBand="0" w:noVBand="0" w:val="0020"/>
+        <w:jc w:val="start"/>
       </w:tblPr>
       <w:tblGrid>
         <w:gridCol w:w="2640"/>
@@ -2729,13 +3068,14 @@
       </w:tblGrid>
       <w:tr>
         <w:trPr>
-          <w:tblHeader w:val="on"/>
+          <w:tblHeader w:val="true"/>
         </w:trPr>
         <w:tc>
           <w:tcPr/>
           <w:p>
             <w:pPr>
               <w:pStyle w:val="Compact"/>
+              <w:jc w:val="left"/>
             </w:pPr>
             <w:r>
               <w:t xml:space="preserve">Item</w:t>
@@ -2747,6 +3087,7 @@
           <w:p>
             <w:pPr>
               <w:pStyle w:val="Compact"/>
+              <w:jc w:val="left"/>
             </w:pPr>
             <w:r>
               <w:t xml:space="preserve">Status</w:t>
@@ -2758,6 +3099,7 @@
           <w:p>
             <w:pPr>
               <w:pStyle w:val="Compact"/>
+              <w:jc w:val="left"/>
             </w:pPr>
             <w:r>
               <w:t xml:space="preserve">Date</w:t>
@@ -2771,6 +3113,7 @@
           <w:p>
             <w:pPr>
               <w:pStyle w:val="Compact"/>
+              <w:jc w:val="left"/>
             </w:pPr>
             <w:r>
               <w:t xml:space="preserve">Articles of Incorporation filed</w:t>
@@ -2800,6 +3143,7 @@
           <w:p>
             <w:pPr>
               <w:pStyle w:val="Compact"/>
+              <w:jc w:val="left"/>
             </w:pPr>
             <w:r>
               <w:t xml:space="preserve">EIN obtained</w:t>
@@ -2829,6 +3173,7 @@
           <w:p>
             <w:pPr>
               <w:pStyle w:val="Compact"/>
+              <w:jc w:val="left"/>
             </w:pPr>
             <w:r>
               <w:t xml:space="preserve">Business bank account opened</w:t>
@@ -2858,6 +3203,7 @@
           <w:p>
             <w:pPr>
               <w:pStyle w:val="Compact"/>
+              <w:jc w:val="left"/>
             </w:pPr>
             <w:r>
               <w:t xml:space="preserve">General liability insurance quoted</w:t>
@@ -2887,6 +3233,7 @@
           <w:p>
             <w:pPr>
               <w:pStyle w:val="Compact"/>
+              <w:jc w:val="left"/>
             </w:pPr>
             <w:r>
               <w:t xml:space="preserve">Cyber liability insurance quoted</w:t>
@@ -2916,6 +3263,7 @@
           <w:p>
             <w:pPr>
               <w:pStyle w:val="Compact"/>
+              <w:jc w:val="left"/>
             </w:pPr>
             <w:r>
               <w:t xml:space="preserve">BAA requested from Supabase</w:t>
@@ -2945,6 +3293,7 @@
           <w:p>
             <w:pPr>
               <w:pStyle w:val="Compact"/>
+              <w:jc w:val="left"/>
             </w:pPr>
             <w:r>
               <w:t xml:space="preserve">BAA requested from Stripe</w:t>
@@ -2974,6 +3323,7 @@
           <w:p>
             <w:pPr>
               <w:pStyle w:val="Compact"/>
+              <w:jc w:val="left"/>
             </w:pPr>
             <w:r>
               <w:t xml:space="preserve">BAA requested from Twilio</w:t>
@@ -3003,6 +3353,7 @@
           <w:p>
             <w:pPr>
               <w:pStyle w:val="Compact"/>
+              <w:jc w:val="left"/>
             </w:pPr>
             <w:r>
               <w:t xml:space="preserve">BAA requested from Documo</w:t>
@@ -3032,6 +3383,7 @@
           <w:p>
             <w:pPr>
               <w:pStyle w:val="Compact"/>
+              <w:jc w:val="left"/>
             </w:pPr>
             <w:r>
               <w:t xml:space="preserve">BAA requested from Vercel</w:t>
@@ -3061,6 +3413,7 @@
           <w:p>
             <w:pPr>
               <w:pStyle w:val="Compact"/>
+              <w:jc w:val="left"/>
             </w:pPr>
             <w:r>
               <w:t xml:space="preserve">BAA requested from Sentry</w:t>
@@ -3090,6 +3443,7 @@
           <w:p>
             <w:pPr>
               <w:pStyle w:val="Compact"/>
+              <w:jc w:val="left"/>
             </w:pPr>
             <w:r>
               <w:t xml:space="preserve">Privacy Policy published on marketing site</w:t>
@@ -3119,6 +3473,7 @@
           <w:p>
             <w:pPr>
               <w:pStyle w:val="Compact"/>
+              <w:jc w:val="left"/>
             </w:pPr>
             <w:r>
               <w:t xml:space="preserve">Terms of Service published on marketing site</w:t>
@@ -3148,6 +3503,7 @@
           <w:p>
             <w:pPr>
               <w:pStyle w:val="Compact"/>
+              <w:jc w:val="left"/>
             </w:pPr>
             <w:r>
               <w:t xml:space="preserve">LegitScript account created</w:t>
@@ -3177,6 +3533,7 @@
           <w:p>
             <w:pPr>
               <w:pStyle w:val="Compact"/>
+              <w:jc w:val="left"/>
             </w:pPr>
             <w:r>
               <w:t xml:space="preserve">Application form completed</w:t>
@@ -3206,6 +3563,7 @@
           <w:p>
             <w:pPr>
               <w:pStyle w:val="Compact"/>
+              <w:jc w:val="left"/>
             </w:pPr>
             <w:r>
               <w:t xml:space="preserve">Application payment submitted ($975)</w:t>
@@ -3235,6 +3593,7 @@
           <w:p>
             <w:pPr>
               <w:pStyle w:val="Compact"/>
+              <w:jc w:val="left"/>
             </w:pPr>
             <w:r>
               <w:t xml:space="preserve">Reviewer initial contact</w:t>
@@ -3264,6 +3623,7 @@
           <w:p>
             <w:pPr>
               <w:pStyle w:val="Compact"/>
+              <w:jc w:val="left"/>
             </w:pPr>
             <w:r>
               <w:t xml:space="preserve">Reviewer questions answered</w:t>
@@ -3293,6 +3653,7 @@
           <w:p>
             <w:pPr>
               <w:pStyle w:val="Compact"/>
+              <w:jc w:val="left"/>
             </w:pPr>
             <w:r>
               <w:t xml:space="preserve">Remediation round 1 (if needed)</w:t>
@@ -3322,11 +3683,12 @@
           <w:p>
             <w:pPr>
               <w:pStyle w:val="Compact"/>
+              <w:jc w:val="left"/>
             </w:pPr>
             <w:r>
               <w:rPr>
+                <w:bCs/>
                 <w:b/>
-                <w:bCs/>
               </w:rPr>
               <w:t xml:space="preserve">LegitScript certified</w:t>
             </w:r>
@@ -3355,6 +3717,7 @@
           <w:p>
             <w:pPr>
               <w:pStyle w:val="Compact"/>
+              <w:jc w:val="left"/>
             </w:pPr>
             <w:r>
               <w:t xml:space="preserve">Seal embedded on website</w:t>
@@ -3384,6 +3747,7 @@
           <w:p>
             <w:pPr>
               <w:pStyle w:val="Compact"/>
+              <w:jc w:val="left"/>
             </w:pPr>
             <w:r>
               <w:t xml:space="preserve">Annual renewal calendar reminder set</w:t>
@@ -3408,13 +3772,9 @@
         </w:tc>
       </w:tr>
     </w:tbl>
-    <w:bookmarkEnd w:id="35"/>
-    <w:bookmarkEnd w:id="36"/>
-    <w:sectPr>
-      <w:footnotePr>
-        <w:numRestart w:val="eachSect"/>
-      </w:footnotePr>
-    </w:sectPr>
+    <w:bookmarkEnd w:id="46"/>
+    <w:bookmarkEnd w:id="47"/>
+    <w:sectPr/>
   </w:body>
 </w:document>
 </file>
@@ -3445,14 +3805,14 @@
 <file path=word/numbering.xml><?xml version="1.0" encoding="utf-8"?>
 <w:numbering xmlns:w="http://schemas.openxmlformats.org/wordprocessingml/2006/main">
   <w:abstractNum w:abstractNumId="990">
-    <w:nsid w:val="0000A990"/>
+    <w:nsid w:val="A990"/>
     <w:multiLevelType w:val="multilevel"/>
     <w:lvl w:ilvl="0">
       <w:numFmt w:val="bullet"/>
       <w:lvlText w:val=" "/>
       <w:lvlJc w:val="left"/>
       <w:pPr>
-        <w:ind w:left="720" w:hanging="360"/>
+        <w:ind w:left="720" w:hanging="480"/>
       </w:pPr>
     </w:lvl>
     <w:lvl w:ilvl="1">
@@ -3460,7 +3820,7 @@
       <w:lvlText w:val=" "/>
       <w:lvlJc w:val="left"/>
       <w:pPr>
-        <w:ind w:left="1440" w:hanging="360"/>
+        <w:ind w:left="1440" w:hanging="480"/>
       </w:pPr>
     </w:lvl>
     <w:lvl w:ilvl="2">
@@ -3468,7 +3828,7 @@
       <w:lvlText w:val=" "/>
       <w:lvlJc w:val="left"/>
       <w:pPr>
-        <w:ind w:left="2160" w:hanging="360"/>
+        <w:ind w:left="2160" w:hanging="480"/>
       </w:pPr>
     </w:lvl>
     <w:lvl w:ilvl="3">
@@ -3476,7 +3836,7 @@
       <w:lvlText w:val=" "/>
       <w:lvlJc w:val="left"/>
       <w:pPr>
-        <w:ind w:left="2880" w:hanging="360"/>
+        <w:ind w:left="2880" w:hanging="480"/>
       </w:pPr>
     </w:lvl>
     <w:lvl w:ilvl="4">
@@ -3484,7 +3844,7 @@
       <w:lvlText w:val=" "/>
       <w:lvlJc w:val="left"/>
       <w:pPr>
-        <w:ind w:left="3600" w:hanging="360"/>
+        <w:ind w:left="3600" w:hanging="480"/>
       </w:pPr>
     </w:lvl>
     <w:lvl w:ilvl="5">
@@ -3492,7 +3852,7 @@
       <w:lvlText w:val=" "/>
       <w:lvlJc w:val="left"/>
       <w:pPr>
-        <w:ind w:left="4320" w:hanging="360"/>
+        <w:ind w:left="4320" w:hanging="480"/>
       </w:pPr>
     </w:lvl>
     <w:lvl w:ilvl="6">
@@ -3500,7 +3860,7 @@
       <w:lvlText w:val=" "/>
       <w:lvlJc w:val="left"/>
       <w:pPr>
-        <w:ind w:left="5040" w:hanging="360"/>
+        <w:ind w:left="5040" w:hanging="480"/>
       </w:pPr>
     </w:lvl>
     <w:lvl w:ilvl="7">
@@ -3508,7 +3868,7 @@
       <w:lvlText w:val=" "/>
       <w:lvlJc w:val="left"/>
       <w:pPr>
-        <w:ind w:left="5760" w:hanging="360"/>
+        <w:ind w:left="5760" w:hanging="480"/>
       </w:pPr>
     </w:lvl>
     <w:lvl w:ilvl="8">
@@ -3516,191 +3876,88 @@
       <w:lvlText w:val=" "/>
       <w:lvlJc w:val="left"/>
       <w:pPr>
-        <w:ind w:left="6480" w:hanging="360"/>
+        <w:ind w:left="6480" w:hanging="480"/>
       </w:pPr>
     </w:lvl>
   </w:abstractNum>
   <w:abstractNum w:abstractNumId="991">
-    <w:nsid w:val="0000A991"/>
+    <w:nsid w:val="A991"/>
     <w:multiLevelType w:val="multilevel"/>
     <w:lvl w:ilvl="0">
       <w:numFmt w:val="bullet"/>
-      <w:lvlText w:val=""/>
+      <w:lvlText w:val="•"/>
       <w:lvlJc w:val="left"/>
       <w:pPr>
-        <w:ind w:left="720" w:hanging="360"/>
-      </w:pPr>
-      <w:rPr>
-        <w:rFonts w:ascii="Symbol" w:hAnsi="Symbol" w:cs="Symbol" w:hint="default"/>
-      </w:rPr>
+        <w:ind w:left="720" w:hanging="480"/>
+      </w:pPr>
     </w:lvl>
     <w:lvl w:ilvl="1">
       <w:numFmt w:val="bullet"/>
-      <w:lvlText w:val="o"/>
+      <w:lvlText w:val="–"/>
       <w:lvlJc w:val="left"/>
       <w:pPr>
-        <w:ind w:left="1440" w:hanging="360"/>
-      </w:pPr>
-      <w:rPr>
-        <w:rFonts w:ascii="Courier New" w:hAnsi="Courier New" w:cs="Courier New" w:hint="default"/>
-      </w:rPr>
+        <w:ind w:left="1440" w:hanging="480"/>
+      </w:pPr>
     </w:lvl>
     <w:lvl w:ilvl="2">
       <w:numFmt w:val="bullet"/>
-      <w:lvlText w:val=""/>
+      <w:lvlText w:val="•"/>
       <w:lvlJc w:val="left"/>
       <w:pPr>
-        <w:ind w:left="2160" w:hanging="360"/>
-      </w:pPr>
-      <w:rPr>
-        <w:rFonts w:ascii="Wingdings" w:hAnsi="Wingdings" w:cs="Wingdings" w:hint="default"/>
-      </w:rPr>
+        <w:ind w:left="2160" w:hanging="480"/>
+      </w:pPr>
     </w:lvl>
     <w:lvl w:ilvl="3">
       <w:numFmt w:val="bullet"/>
-      <w:lvlText w:val=""/>
+      <w:lvlText w:val="–"/>
       <w:lvlJc w:val="left"/>
       <w:pPr>
-        <w:ind w:left="2880" w:hanging="360"/>
-      </w:pPr>
-      <w:rPr>
-        <w:rFonts w:ascii="Symbol" w:hAnsi="Symbol" w:cs="Symbol" w:hint="default"/>
-      </w:rPr>
+        <w:ind w:left="2880" w:hanging="480"/>
+      </w:pPr>
     </w:lvl>
     <w:lvl w:ilvl="4">
       <w:numFmt w:val="bullet"/>
-      <w:lvlText w:val="o"/>
+      <w:lvlText w:val="•"/>
       <w:lvlJc w:val="left"/>
       <w:pPr>
-        <w:ind w:left="3600" w:hanging="360"/>
-      </w:pPr>
-      <w:rPr>
-        <w:rFonts w:ascii="Courier New" w:hAnsi="Courier New" w:cs="Courier New" w:hint="default"/>
-      </w:rPr>
+        <w:ind w:left="3600" w:hanging="480"/>
+      </w:pPr>
     </w:lvl>
     <w:lvl w:ilvl="5">
       <w:numFmt w:val="bullet"/>
-      <w:lvlText w:val=""/>
+      <w:lvlText w:val="–"/>
       <w:lvlJc w:val="left"/>
       <w:pPr>
-        <w:ind w:left="4320" w:hanging="360"/>
-      </w:pPr>
-      <w:rPr>
-        <w:rFonts w:ascii="Wingdings" w:hAnsi="Wingdings" w:cs="Wingdings" w:hint="default"/>
-      </w:rPr>
+        <w:ind w:left="4320" w:hanging="480"/>
+      </w:pPr>
     </w:lvl>
     <w:lvl w:ilvl="6">
       <w:numFmt w:val="bullet"/>
-      <w:lvlText w:val=""/>
+      <w:lvlText w:val="•"/>
       <w:lvlJc w:val="left"/>
       <w:pPr>
-        <w:ind w:left="5040" w:hanging="360"/>
-      </w:pPr>
-      <w:rPr>
-        <w:rFonts w:ascii="Symbol" w:hAnsi="Symbol" w:cs="Symbol" w:hint="default"/>
-      </w:rPr>
+        <w:ind w:left="5040" w:hanging="480"/>
+      </w:pPr>
     </w:lvl>
     <w:lvl w:ilvl="7">
       <w:numFmt w:val="bullet"/>
-      <w:lvlText w:val="o"/>
+      <w:lvlText w:val="–"/>
       <w:lvlJc w:val="left"/>
       <w:pPr>
-        <w:ind w:left="5760" w:hanging="360"/>
-      </w:pPr>
-      <w:rPr>
-        <w:rFonts w:ascii="Courier New" w:hAnsi="Courier New" w:cs="Courier New" w:hint="default"/>
-      </w:rPr>
+        <w:ind w:left="5760" w:hanging="480"/>
+      </w:pPr>
     </w:lvl>
     <w:lvl w:ilvl="8">
       <w:numFmt w:val="bullet"/>
-      <w:lvlText w:val=""/>
+      <w:lvlText w:val="•"/>
       <w:lvlJc w:val="left"/>
       <w:pPr>
-        <w:ind w:left="6480" w:hanging="360"/>
-      </w:pPr>
-      <w:rPr>
-        <w:rFonts w:ascii="Wingdings" w:hAnsi="Wingdings" w:cs="Wingdings" w:hint="default"/>
-      </w:rPr>
-    </w:lvl>
-  </w:abstractNum>
-  <w:abstractNum w:abstractNumId="992">
-    <w:nsid w:val="0000A992"/>
-    <w:multiLevelType w:val="multilevel"/>
-    <w:lvl w:ilvl="0">
-      <w:numFmt w:val="bullet"/>
-      <w:lvlText w:val="☐"/>
-      <w:lvlJc w:val="left"/>
-      <w:pPr>
-        <w:ind w:left="720" w:hanging="360"/>
-      </w:pPr>
-    </w:lvl>
-    <w:lvl w:ilvl="1">
-      <w:numFmt w:val="bullet"/>
-      <w:lvlText w:val="☐"/>
-      <w:lvlJc w:val="left"/>
-      <w:pPr>
-        <w:ind w:left="1440" w:hanging="360"/>
-      </w:pPr>
-    </w:lvl>
-    <w:lvl w:ilvl="2">
-      <w:numFmt w:val="bullet"/>
-      <w:lvlText w:val="☐"/>
-      <w:lvlJc w:val="left"/>
-      <w:pPr>
-        <w:ind w:left="2160" w:hanging="360"/>
-      </w:pPr>
-    </w:lvl>
-    <w:lvl w:ilvl="3">
-      <w:numFmt w:val="bullet"/>
-      <w:lvlText w:val="☐"/>
-      <w:lvlJc w:val="left"/>
-      <w:pPr>
-        <w:ind w:left="2880" w:hanging="360"/>
-      </w:pPr>
-    </w:lvl>
-    <w:lvl w:ilvl="4">
-      <w:numFmt w:val="bullet"/>
-      <w:lvlText w:val="☐"/>
-      <w:lvlJc w:val="left"/>
-      <w:pPr>
-        <w:ind w:left="3600" w:hanging="360"/>
-      </w:pPr>
-    </w:lvl>
-    <w:lvl w:ilvl="5">
-      <w:numFmt w:val="bullet"/>
-      <w:lvlText w:val="☐"/>
-      <w:lvlJc w:val="left"/>
-      <w:pPr>
-        <w:ind w:left="4320" w:hanging="360"/>
-      </w:pPr>
-    </w:lvl>
-    <w:lvl w:ilvl="6">
-      <w:numFmt w:val="bullet"/>
-      <w:lvlText w:val="☐"/>
-      <w:lvlJc w:val="left"/>
-      <w:pPr>
-        <w:ind w:left="5040" w:hanging="360"/>
-      </w:pPr>
-    </w:lvl>
-    <w:lvl w:ilvl="7">
-      <w:numFmt w:val="bullet"/>
-      <w:lvlText w:val="☐"/>
-      <w:lvlJc w:val="left"/>
-      <w:pPr>
-        <w:ind w:left="5760" w:hanging="360"/>
-      </w:pPr>
-    </w:lvl>
-    <w:lvl w:ilvl="8">
-      <w:numFmt w:val="bullet"/>
-      <w:lvlText w:val="☐"/>
-      <w:lvlJc w:val="left"/>
-      <w:pPr>
-        <w:ind w:left="6480" w:hanging="360"/>
+        <w:ind w:left="6480" w:hanging="480"/>
       </w:pPr>
     </w:lvl>
   </w:abstractNum>
   <w:abstractNum w:abstractNumId="99411">
-    <w:nsid w:val="00A99411"/>
+    <w:nsid w:val="A99411"/>
     <w:multiLevelType w:val="multilevel"/>
     <w:lvl w:ilvl="0">
       <w:start w:val="1"/>
@@ -3708,7 +3965,7 @@
       <w:lvlText w:val="%1."/>
       <w:lvlJc w:val="left"/>
       <w:pPr>
-        <w:ind w:left="720" w:hanging="360"/>
+        <w:ind w:left="720" w:hanging="480"/>
       </w:pPr>
     </w:lvl>
     <w:lvl w:ilvl="1">
@@ -3717,7 +3974,7 @@
       <w:lvlText w:val="%2."/>
       <w:lvlJc w:val="left"/>
       <w:pPr>
-        <w:ind w:left="1440" w:hanging="360"/>
+        <w:ind w:left="1440" w:hanging="480"/>
       </w:pPr>
     </w:lvl>
     <w:lvl w:ilvl="2">
@@ -3726,7 +3983,7 @@
       <w:lvlText w:val="%3."/>
       <w:lvlJc w:val="left"/>
       <w:pPr>
-        <w:ind w:left="2160" w:hanging="360"/>
+        <w:ind w:left="2160" w:hanging="480"/>
       </w:pPr>
     </w:lvl>
     <w:lvl w:ilvl="3">
@@ -3735,7 +3992,7 @@
       <w:lvlText w:val="%4."/>
       <w:lvlJc w:val="left"/>
       <w:pPr>
-        <w:ind w:left="2880" w:hanging="360"/>
+        <w:ind w:left="2880" w:hanging="480"/>
       </w:pPr>
     </w:lvl>
     <w:lvl w:ilvl="4">
@@ -3744,7 +4001,7 @@
       <w:lvlText w:val="%5."/>
       <w:lvlJc w:val="left"/>
       <w:pPr>
-        <w:ind w:left="3600" w:hanging="360"/>
+        <w:ind w:left="3600" w:hanging="480"/>
       </w:pPr>
     </w:lvl>
     <w:lvl w:ilvl="5">
@@ -3753,7 +4010,7 @@
       <w:lvlText w:val="%6."/>
       <w:lvlJc w:val="left"/>
       <w:pPr>
-        <w:ind w:left="4320" w:hanging="360"/>
+        <w:ind w:left="4320" w:hanging="480"/>
       </w:pPr>
     </w:lvl>
     <w:lvl w:ilvl="6">
@@ -3762,7 +4019,7 @@
       <w:lvlText w:val="%7."/>
       <w:lvlJc w:val="left"/>
       <w:pPr>
-        <w:ind w:left="5040" w:hanging="360"/>
+        <w:ind w:left="5040" w:hanging="480"/>
       </w:pPr>
     </w:lvl>
     <w:lvl w:ilvl="7">
@@ -3771,7 +4028,7 @@
       <w:lvlText w:val="%8."/>
       <w:lvlJc w:val="left"/>
       <w:pPr>
-        <w:ind w:left="5760" w:hanging="360"/>
+        <w:ind w:left="5760" w:hanging="480"/>
       </w:pPr>
     </w:lvl>
     <w:lvl w:ilvl="8">
@@ -3780,7 +4037,7 @@
       <w:lvlText w:val="%9."/>
       <w:lvlJc w:val="left"/>
       <w:pPr>
-        <w:ind w:left="6480" w:hanging="360"/>
+        <w:ind w:left="6480" w:hanging="480"/>
       </w:pPr>
     </w:lvl>
   </w:abstractNum>
@@ -3791,114 +4048,27 @@
     <w:abstractNumId w:val="991"/>
   </w:num>
   <w:num w:numId="1002">
-    <w:abstractNumId w:val="992"/>
+    <w:abstractNumId w:val="991"/>
   </w:num>
   <w:num w:numId="1003">
-    <w:abstractNumId w:val="992"/>
+    <w:abstractNumId w:val="991"/>
   </w:num>
   <w:num w:numId="1004">
-    <w:abstractNumId w:val="992"/>
+    <w:abstractNumId w:val="991"/>
   </w:num>
   <w:num w:numId="1005">
-    <w:abstractNumId w:val="992"/>
+    <w:abstractNumId w:val="991"/>
   </w:num>
   <w:num w:numId="1006">
-    <w:abstractNumId w:val="992"/>
+    <w:abstractNumId w:val="991"/>
   </w:num>
   <w:num w:numId="1007">
-    <w:abstractNumId w:val="992"/>
+    <w:abstractNumId w:val="991"/>
   </w:num>
   <w:num w:numId="1008">
-    <w:abstractNumId w:val="992"/>
+    <w:abstractNumId w:val="991"/>
   </w:num>
   <w:num w:numId="1009">
-    <w:abstractNumId w:val="992"/>
-  </w:num>
-  <w:num w:numId="1010">
-    <w:abstractNumId w:val="992"/>
-  </w:num>
-  <w:num w:numId="1011">
-    <w:abstractNumId w:val="992"/>
-  </w:num>
-  <w:num w:numId="1012">
-    <w:abstractNumId w:val="992"/>
-  </w:num>
-  <w:num w:numId="1013">
-    <w:abstractNumId w:val="992"/>
-  </w:num>
-  <w:num w:numId="1014">
-    <w:abstractNumId w:val="992"/>
-  </w:num>
-  <w:num w:numId="1015">
-    <w:abstractNumId w:val="992"/>
-  </w:num>
-  <w:num w:numId="1016">
-    <w:abstractNumId w:val="992"/>
-  </w:num>
-  <w:num w:numId="1017">
-    <w:abstractNumId w:val="992"/>
-  </w:num>
-  <w:num w:numId="1018">
-    <w:abstractNumId w:val="992"/>
-  </w:num>
-  <w:num w:numId="1019">
-    <w:abstractNumId w:val="992"/>
-  </w:num>
-  <w:num w:numId="1020">
-    <w:abstractNumId w:val="992"/>
-  </w:num>
-  <w:num w:numId="1021">
-    <w:abstractNumId w:val="992"/>
-  </w:num>
-  <w:num w:numId="1022">
-    <w:abstractNumId w:val="992"/>
-  </w:num>
-  <w:num w:numId="1023">
-    <w:abstractNumId w:val="992"/>
-  </w:num>
-  <w:num w:numId="1024">
-    <w:abstractNumId w:val="992"/>
-  </w:num>
-  <w:num w:numId="1025">
-    <w:abstractNumId w:val="992"/>
-  </w:num>
-  <w:num w:numId="1026">
-    <w:abstractNumId w:val="992"/>
-  </w:num>
-  <w:num w:numId="1027">
-    <w:abstractNumId w:val="992"/>
-  </w:num>
-  <w:num w:numId="1028">
-    <w:abstractNumId w:val="992"/>
-  </w:num>
-  <w:num w:numId="1029">
-    <w:abstractNumId w:val="992"/>
-  </w:num>
-  <w:num w:numId="1030">
-    <w:abstractNumId w:val="992"/>
-  </w:num>
-  <w:num w:numId="1031">
-    <w:abstractNumId w:val="992"/>
-  </w:num>
-  <w:num w:numId="1032">
-    <w:abstractNumId w:val="992"/>
-  </w:num>
-  <w:num w:numId="1033">
-    <w:abstractNumId w:val="992"/>
-  </w:num>
-  <w:num w:numId="1034">
-    <w:abstractNumId w:val="992"/>
-  </w:num>
-  <w:num w:numId="1035">
-    <w:abstractNumId w:val="992"/>
-  </w:num>
-  <w:num w:numId="1036">
-    <w:abstractNumId w:val="992"/>
-  </w:num>
-  <w:num w:numId="1037">
-    <w:abstractNumId w:val="992"/>
-  </w:num>
-  <w:num w:numId="1038">
     <w:abstractNumId w:val="99411"/>
     <w:lvlOverride w:ilvl="0">
       <w:startOverride w:val="1"/>
@@ -3928,7 +4098,7 @@
       <w:startOverride w:val="1"/>
     </w:lvlOverride>
   </w:num>
-  <w:num w:numId="1039">
+  <w:num w:numId="1010">
     <w:abstractNumId w:val="99411"/>
     <w:lvlOverride w:ilvl="0">
       <w:startOverride w:val="1"/>
@@ -3958,43 +4128,25 @@
       <w:startOverride w:val="1"/>
     </w:lvlOverride>
   </w:num>
-  <w:num w:numId="1040">
+  <w:num w:numId="1011">
     <w:abstractNumId w:val="991"/>
   </w:num>
-  <w:num w:numId="1041">
+  <w:num w:numId="1012">
     <w:abstractNumId w:val="991"/>
   </w:num>
-  <w:num w:numId="1042">
+  <w:num w:numId="1013">
     <w:abstractNumId w:val="991"/>
   </w:num>
-  <w:num w:numId="1043">
+  <w:num w:numId="1014">
     <w:abstractNumId w:val="991"/>
   </w:num>
-  <w:num w:numId="1044">
-    <w:abstractNumId w:val="992"/>
+  <w:num w:numId="1015">
+    <w:abstractNumId w:val="991"/>
   </w:num>
-  <w:num w:numId="1045">
-    <w:abstractNumId w:val="992"/>
+  <w:num w:numId="1016">
+    <w:abstractNumId w:val="991"/>
   </w:num>
-  <w:num w:numId="1046">
-    <w:abstractNumId w:val="992"/>
-  </w:num>
-  <w:num w:numId="1047">
-    <w:abstractNumId w:val="992"/>
-  </w:num>
-  <w:num w:numId="1048">
-    <w:abstractNumId w:val="992"/>
-  </w:num>
-  <w:num w:numId="1049">
-    <w:abstractNumId w:val="992"/>
-  </w:num>
-  <w:num w:numId="1050">
-    <w:abstractNumId w:val="992"/>
-  </w:num>
-  <w:num w:numId="1051">
-    <w:abstractNumId w:val="992"/>
-  </w:num>
-  <w:num w:numId="1052">
+  <w:num w:numId="1017">
     <w:abstractNumId w:val="99411"/>
     <w:lvlOverride w:ilvl="0">
       <w:startOverride w:val="1"/>
@@ -4024,7 +4176,7 @@
       <w:startOverride w:val="1"/>
     </w:lvlOverride>
   </w:num>
-  <w:num w:numId="1053">
+  <w:num w:numId="1018">
     <w:abstractNumId w:val="991"/>
   </w:num>
 </w:numbering>
@@ -4035,10 +4187,10 @@
   <w:docDefaults>
     <w:rPrDefault>
       <w:rPr>
-        <w:rFonts w:asciiTheme="minorHAnsi" w:cstheme="minorBidi" w:eastAsiaTheme="minorEastAsia" w:hAnsiTheme="minorHAnsi"/>
+        <w:rFonts w:asciiTheme="minorHAnsi" w:cstheme="minorBidi" w:eastAsiaTheme="minorHAnsi" w:hAnsiTheme="minorHAnsi"/>
         <w:sz w:val="24"/>
         <w:szCs w:val="24"/>
-        <w:lang w:bidi="ar-SA" w:eastAsia="zh-CN" w:val="en-US"/>
+        <w:lang w:bidi="ar-SA" w:eastAsia="en-US" w:val="en-US"/>
       </w:rPr>
     </w:rPrDefault>
     <w:pPrDefault>
@@ -4056,10 +4208,10 @@
     <w:name w:val="Body Text"/>
     <w:basedOn w:val="Normal"/>
     <w:link w:val="BodyTextChar"/>
-    <w:qFormat/>
     <w:pPr>
       <w:spacing w:after="180" w:before="180"/>
     </w:pPr>
+    <w:qFormat/>
   </w:style>
   <w:style w:customStyle="1" w:styleId="FirstParagraph" w:type="paragraph">
     <w:name w:val="First Paragraph"/>
@@ -4079,94 +4231,57 @@
     <w:name w:val="Title"/>
     <w:basedOn w:val="Normal"/>
     <w:next w:val="BodyText"/>
-    <w:link w:val="TitleChar"/>
-    <w:uiPriority w:val="10"/>
     <w:qFormat/>
-    <w:rsid w:val="00A10FD9"/>
     <w:pPr>
-      <w:spacing w:after="80" w:line="240" w:lineRule="auto"/>
-      <w:contextualSpacing/>
+      <w:keepNext/>
+      <w:keepLines/>
+      <w:spacing w:after="240" w:before="480"/>
       <w:jc w:val="center"/>
     </w:pPr>
     <w:rPr>
       <w:rFonts w:asciiTheme="majorHAnsi" w:cstheme="majorBidi" w:eastAsiaTheme="majorEastAsia" w:hAnsiTheme="majorHAnsi"/>
-      <w:sz w:val="56"/>
-      <w:szCs w:val="56"/>
-    </w:rPr>
-  </w:style>
-  <w:style w:customStyle="1" w:styleId="TitleChar" w:type="character">
-    <w:name w:val="Title Char"/>
-    <w:basedOn w:val="DefaultParagraphFont"/>
-    <w:link w:val="Title"/>
-    <w:uiPriority w:val="10"/>
-    <w:rsid w:val="00A10FD9"/>
-    <w:rPr>
-      <w:rFonts w:asciiTheme="majorHAnsi" w:cstheme="majorBidi" w:eastAsiaTheme="majorEastAsia" w:hAnsiTheme="majorHAnsi"/>
-      <w:sz w:val="56"/>
-      <w:szCs w:val="56"/>
+      <w:b/>
+      <w:bCs/>
+      <w:color w:themeColor="accent1" w:themeShade="B5" w:val="345A8A"/>
+      <w:sz w:val="36"/>
+      <w:szCs w:val="36"/>
     </w:rPr>
   </w:style>
   <w:style w:styleId="Subtitle" w:type="paragraph">
     <w:name w:val="Subtitle"/>
-    <w:basedOn w:val="Title"/>
-    <w:next w:val="BodyText"/>
-    <w:link w:val="SubtitleChar"/>
-    <w:uiPriority w:val="11"/>
-    <w:qFormat/>
-    <w:rsid w:val="00A10FD9"/>
-    <w:pPr>
-      <w:numPr>
-        <w:ilvl w:val="1"/>
-      </w:numPr>
-    </w:pPr>
-    <w:rPr>
-      <w:rFonts w:cstheme="majorBidi" w:eastAsiaTheme="majorEastAsia"/>
-      <w:spacing w:val="15"/>
-      <w:sz w:val="28"/>
-      <w:szCs w:val="28"/>
-    </w:rPr>
-  </w:style>
-  <w:style w:customStyle="1" w:styleId="SubtitleChar" w:type="character">
-    <w:name w:val="Subtitle Char"/>
-    <w:basedOn w:val="DefaultParagraphFont"/>
-    <w:link w:val="Subtitle"/>
-    <w:uiPriority w:val="11"/>
-    <w:rsid w:val="00A10FD9"/>
-    <w:rPr>
-      <w:rFonts w:cstheme="majorBidi" w:eastAsiaTheme="majorEastAsia"/>
-      <w:color w:themeColor="text1" w:themeTint="A6" w:val="595959"/>
-      <w:spacing w:val="15"/>
-      <w:sz w:val="28"/>
-      <w:szCs w:val="28"/>
-    </w:rPr>
-  </w:style>
-  <w:style w:customStyle="1" w:styleId="Author" w:type="paragraph">
-    <w:name w:val="Author"/>
     <w:basedOn w:val="Title"/>
     <w:next w:val="BodyText"/>
     <w:qFormat/>
     <w:pPr>
       <w:keepNext/>
       <w:keepLines/>
+      <w:spacing w:after="240" w:before="240"/>
+      <w:jc w:val="center"/>
     </w:pPr>
     <w:rPr>
-      <w:sz w:val="24"/>
-      <w:szCs w:val="24"/>
+      <w:sz w:val="30"/>
+      <w:szCs w:val="30"/>
     </w:rPr>
   </w:style>
-  <w:style w:styleId="Date" w:type="paragraph">
-    <w:name w:val="Date"/>
-    <w:basedOn w:val="Title"/>
+  <w:style w:customStyle="1" w:styleId="Author" w:type="paragraph">
+    <w:name w:val="Author"/>
     <w:next w:val="BodyText"/>
     <w:qFormat/>
     <w:pPr>
       <w:keepNext/>
       <w:keepLines/>
+      <w:jc w:val="center"/>
     </w:pPr>
-    <w:rPr>
-      <w:sz w:val="24"/>
-      <w:szCs w:val="24"/>
-    </w:rPr>
+  </w:style>
+  <w:style w:styleId="Date" w:type="paragraph">
+    <w:name w:val="Date"/>
+    <w:next w:val="BodyText"/>
+    <w:qFormat/>
+    <w:pPr>
+      <w:keepNext/>
+      <w:keepLines/>
+      <w:jc w:val="center"/>
+    </w:pPr>
   </w:style>
   <w:style w:customStyle="1" w:styleId="AbstractTitle" w:type="paragraph">
     <w:name w:val="Abstract Title"/>
@@ -4176,13 +4291,15 @@
     <w:pPr>
       <w:keepNext/>
       <w:keepLines/>
+      <w:jc w:val="center"/>
       <w:spacing w:after="0" w:before="300"/>
-      <w:jc w:val="center"/>
     </w:pPr>
     <w:rPr>
-      <w:b/>
       <w:sz w:val="20"/>
       <w:szCs w:val="20"/>
+      <w:b/>
+      <w:color w:val="345A8A"/>
+      &gt;
     </w:rPr>
   </w:style>
   <w:style w:customStyle="1" w:styleId="Abstract" w:type="paragraph">
@@ -4209,321 +4326,191 @@
     <w:rPr/>
   </w:style>
   <w:style w:styleId="Heading1" w:type="paragraph">
-    <w:name w:val="heading 1"/>
+    <w:name w:val="Heading 1"/>
     <w:basedOn w:val="Normal"/>
     <w:next w:val="BodyText"/>
-    <w:link w:val="Heading1Char"/>
     <w:uiPriority w:val="9"/>
     <w:qFormat/>
-    <w:rsid w:val="00A10FD9"/>
     <w:pPr>
       <w:keepNext/>
       <w:keepLines/>
-      <w:spacing w:after="80" w:before="360"/>
+      <w:spacing w:after="0" w:before="480"/>
       <w:outlineLvl w:val="0"/>
     </w:pPr>
     <w:rPr>
       <w:rFonts w:asciiTheme="majorHAnsi" w:cstheme="majorBidi" w:eastAsiaTheme="majorEastAsia" w:hAnsiTheme="majorHAnsi"/>
-      <w:color w:themeColor="accent1" w:themeShade="BF" w:val="0F4761"/>
-      <w:sz w:val="40"/>
-      <w:szCs w:val="40"/>
+      <w:b/>
+      <w:bCs/>
+      <w:color w:themeColor="accent1" w:val="4F81BD"/>
+      <w:sz w:val="32"/>
+      <w:szCs w:val="32"/>
     </w:rPr>
   </w:style>
   <w:style w:styleId="Heading2" w:type="paragraph">
-    <w:name w:val="heading 2"/>
+    <w:name w:val="Heading 2"/>
     <w:basedOn w:val="Normal"/>
     <w:next w:val="BodyText"/>
-    <w:link w:val="Heading2Char"/>
     <w:uiPriority w:val="9"/>
-    <w:semiHidden/>
     <w:unhideWhenUsed/>
     <w:qFormat/>
-    <w:rsid w:val="00A10FD9"/>
     <w:pPr>
       <w:keepNext/>
       <w:keepLines/>
-      <w:spacing w:after="80" w:before="160"/>
+      <w:spacing w:after="0" w:before="200"/>
       <w:outlineLvl w:val="1"/>
     </w:pPr>
     <w:rPr>
       <w:rFonts w:asciiTheme="majorHAnsi" w:cstheme="majorBidi" w:eastAsiaTheme="majorEastAsia" w:hAnsiTheme="majorHAnsi"/>
-      <w:color w:themeColor="accent1" w:themeShade="BF" w:val="0F4761"/>
-      <w:sz w:val="32"/>
-      <w:szCs w:val="32"/>
+      <w:b/>
+      <w:bCs/>
+      <w:color w:themeColor="accent1" w:val="4F81BD"/>
+      <w:sz w:val="28"/>
+      <w:szCs w:val="28"/>
     </w:rPr>
   </w:style>
   <w:style w:styleId="Heading3" w:type="paragraph">
-    <w:name w:val="heading 3"/>
+    <w:name w:val="Heading 3"/>
     <w:basedOn w:val="Normal"/>
     <w:next w:val="BodyText"/>
-    <w:link w:val="Heading3Char"/>
     <w:uiPriority w:val="9"/>
-    <w:semiHidden/>
     <w:unhideWhenUsed/>
     <w:qFormat/>
-    <w:rsid w:val="00A10FD9"/>
     <w:pPr>
       <w:keepNext/>
       <w:keepLines/>
-      <w:spacing w:after="80" w:before="160"/>
+      <w:spacing w:after="0" w:before="200"/>
       <w:outlineLvl w:val="2"/>
     </w:pPr>
     <w:rPr>
-      <w:rFonts w:cstheme="majorBidi" w:eastAsiaTheme="majorEastAsia"/>
-      <w:color w:themeColor="accent1" w:themeShade="BF" w:val="0F4761"/>
-      <w:sz w:val="28"/>
-      <w:szCs w:val="28"/>
+      <w:rFonts w:asciiTheme="majorHAnsi" w:cstheme="majorBidi" w:eastAsiaTheme="majorEastAsia" w:hAnsiTheme="majorHAnsi"/>
+      <w:b/>
+      <w:bCs/>
+      <w:color w:themeColor="accent1" w:val="4F81BD"/>
+      <w:sz w:val="24"/>
+      <w:szCs w:val="24"/>
     </w:rPr>
   </w:style>
   <w:style w:styleId="Heading4" w:type="paragraph">
-    <w:name w:val="heading 4"/>
+    <w:name w:val="Heading 4"/>
     <w:basedOn w:val="Normal"/>
     <w:next w:val="BodyText"/>
-    <w:link w:val="Heading4Char"/>
     <w:uiPriority w:val="9"/>
-    <w:semiHidden/>
     <w:unhideWhenUsed/>
     <w:qFormat/>
-    <w:rsid w:val="00A10FD9"/>
     <w:pPr>
       <w:keepNext/>
       <w:keepLines/>
-      <w:spacing w:after="40" w:before="80"/>
+      <w:spacing w:after="0" w:before="200"/>
       <w:outlineLvl w:val="3"/>
     </w:pPr>
     <w:rPr>
-      <w:rFonts w:cstheme="majorBidi" w:eastAsiaTheme="majorEastAsia"/>
+      <w:rFonts w:asciiTheme="majorHAnsi" w:cstheme="majorBidi" w:eastAsiaTheme="majorEastAsia" w:hAnsiTheme="majorHAnsi"/>
       <w:i/>
-      <w:iCs/>
-      <w:color w:themeColor="accent1" w:themeShade="BF" w:val="0F4761"/>
+      <w:bCs/>
+      <w:color w:themeColor="accent1" w:val="4F81BD"/>
+      <w:sz w:val="24"/>
+      <w:szCs w:val="24"/>
     </w:rPr>
   </w:style>
   <w:style w:styleId="Heading5" w:type="paragraph">
-    <w:name w:val="heading 5"/>
+    <w:name w:val="Heading 5"/>
     <w:basedOn w:val="Normal"/>
     <w:next w:val="BodyText"/>
-    <w:link w:val="Heading5Char"/>
     <w:uiPriority w:val="9"/>
-    <w:semiHidden/>
     <w:unhideWhenUsed/>
     <w:qFormat/>
-    <w:rsid w:val="00A10FD9"/>
     <w:pPr>
       <w:keepNext/>
       <w:keepLines/>
-      <w:spacing w:after="40" w:before="80"/>
+      <w:spacing w:after="0" w:before="200"/>
       <w:outlineLvl w:val="4"/>
     </w:pPr>
     <w:rPr>
-      <w:rFonts w:cstheme="majorBidi" w:eastAsiaTheme="majorEastAsia"/>
-      <w:color w:themeColor="accent1" w:themeShade="BF" w:val="0F4761"/>
+      <w:rFonts w:asciiTheme="majorHAnsi" w:cstheme="majorBidi" w:eastAsiaTheme="majorEastAsia" w:hAnsiTheme="majorHAnsi"/>
+      <w:iCs/>
+      <w:color w:themeColor="accent1" w:val="4F81BD"/>
+      <w:sz w:val="24"/>
+      <w:szCs w:val="24"/>
     </w:rPr>
   </w:style>
   <w:style w:styleId="Heading6" w:type="paragraph">
-    <w:name w:val="heading 6"/>
+    <w:name w:val="Heading 6"/>
     <w:basedOn w:val="Normal"/>
     <w:next w:val="BodyText"/>
-    <w:link w:val="Heading6Char"/>
     <w:uiPriority w:val="9"/>
-    <w:semiHidden/>
     <w:unhideWhenUsed/>
     <w:qFormat/>
-    <w:rsid w:val="00A10FD9"/>
     <w:pPr>
       <w:keepNext/>
       <w:keepLines/>
-      <w:spacing w:after="0" w:before="40"/>
+      <w:spacing w:after="0" w:before="200"/>
       <w:outlineLvl w:val="5"/>
     </w:pPr>
     <w:rPr>
-      <w:rFonts w:cstheme="majorBidi" w:eastAsiaTheme="majorEastAsia"/>
-      <w:i/>
-      <w:iCs/>
-      <w:color w:themeColor="text1" w:themeTint="A6" w:val="595959"/>
+      <w:rFonts w:asciiTheme="majorHAnsi" w:cstheme="majorBidi" w:eastAsiaTheme="majorEastAsia" w:hAnsiTheme="majorHAnsi"/>
+      <w:color w:themeColor="accent1" w:val="4F81BD"/>
+      <w:sz w:val="24"/>
+      <w:szCs w:val="24"/>
     </w:rPr>
   </w:style>
   <w:style w:styleId="Heading7" w:type="paragraph">
-    <w:name w:val="heading 7"/>
+    <w:name w:val="Heading 7"/>
     <w:basedOn w:val="Normal"/>
     <w:next w:val="BodyText"/>
-    <w:link w:val="Heading7Char"/>
     <w:uiPriority w:val="9"/>
-    <w:semiHidden/>
     <w:unhideWhenUsed/>
     <w:qFormat/>
-    <w:rsid w:val="00A10FD9"/>
     <w:pPr>
       <w:keepNext/>
       <w:keepLines/>
-      <w:spacing w:after="0" w:before="40"/>
+      <w:spacing w:after="0" w:before="200"/>
       <w:outlineLvl w:val="6"/>
     </w:pPr>
     <w:rPr>
-      <w:rFonts w:cstheme="majorBidi" w:eastAsiaTheme="majorEastAsia"/>
-      <w:color w:themeColor="text1" w:themeTint="A6" w:val="595959"/>
+      <w:rFonts w:asciiTheme="majorHAnsi" w:cstheme="majorBidi" w:eastAsiaTheme="majorEastAsia" w:hAnsiTheme="majorHAnsi"/>
+      <w:color w:themeColor="accent1" w:val="4F81BD"/>
+      <w:sz w:val="24"/>
+      <w:szCs w:val="24"/>
     </w:rPr>
   </w:style>
   <w:style w:styleId="Heading8" w:type="paragraph">
-    <w:name w:val="heading 8"/>
+    <w:name w:val="Heading 8"/>
     <w:basedOn w:val="Normal"/>
     <w:next w:val="BodyText"/>
-    <w:link w:val="Heading8Char"/>
     <w:uiPriority w:val="9"/>
-    <w:semiHidden/>
     <w:unhideWhenUsed/>
     <w:qFormat/>
-    <w:rsid w:val="00A10FD9"/>
     <w:pPr>
       <w:keepNext/>
       <w:keepLines/>
-      <w:spacing w:after="0"/>
+      <w:spacing w:after="0" w:before="200"/>
       <w:outlineLvl w:val="7"/>
     </w:pPr>
     <w:rPr>
-      <w:rFonts w:cstheme="majorBidi" w:eastAsiaTheme="majorEastAsia"/>
-      <w:i/>
-      <w:iCs/>
-      <w:color w:themeColor="text1" w:themeTint="D8" w:val="272727"/>
+      <w:rFonts w:asciiTheme="majorHAnsi" w:cstheme="majorBidi" w:eastAsiaTheme="majorEastAsia" w:hAnsiTheme="majorHAnsi"/>
+      <w:color w:themeColor="accent1" w:val="4F81BD"/>
+      <w:sz w:val="24"/>
+      <w:szCs w:val="24"/>
     </w:rPr>
   </w:style>
   <w:style w:styleId="Heading9" w:type="paragraph">
-    <w:name w:val="heading 9"/>
+    <w:name w:val="Heading 9"/>
     <w:basedOn w:val="Normal"/>
     <w:next w:val="BodyText"/>
-    <w:link w:val="Heading9Char"/>
     <w:uiPriority w:val="9"/>
-    <w:semiHidden/>
     <w:unhideWhenUsed/>
     <w:qFormat/>
-    <w:rsid w:val="00A10FD9"/>
     <w:pPr>
       <w:keepNext/>
       <w:keepLines/>
-      <w:spacing w:after="0"/>
+      <w:spacing w:after="0" w:before="200"/>
       <w:outlineLvl w:val="8"/>
     </w:pPr>
     <w:rPr>
-      <w:rFonts w:cstheme="majorBidi" w:eastAsiaTheme="majorEastAsia"/>
-      <w:color w:themeColor="text1" w:themeTint="D8" w:val="272727"/>
-    </w:rPr>
-  </w:style>
-  <w:style w:customStyle="1" w:styleId="Heading1Char" w:type="character">
-    <w:name w:val="Heading 1 Char"/>
-    <w:basedOn w:val="DefaultParagraphFont"/>
-    <w:link w:val="Heading1"/>
-    <w:uiPriority w:val="9"/>
-    <w:rsid w:val="00A10FD9"/>
-    <w:rPr>
       <w:rFonts w:asciiTheme="majorHAnsi" w:cstheme="majorBidi" w:eastAsiaTheme="majorEastAsia" w:hAnsiTheme="majorHAnsi"/>
-      <w:color w:themeColor="accent1" w:themeShade="BF" w:val="0F4761"/>
-      <w:sz w:val="40"/>
-      <w:szCs w:val="40"/>
-    </w:rPr>
-  </w:style>
-  <w:style w:customStyle="1" w:styleId="Heading2Char" w:type="character">
-    <w:name w:val="Heading 2 Char"/>
-    <w:basedOn w:val="DefaultParagraphFont"/>
-    <w:link w:val="Heading2"/>
-    <w:uiPriority w:val="9"/>
-    <w:semiHidden/>
-    <w:rsid w:val="00A10FD9"/>
-    <w:rPr>
-      <w:rFonts w:asciiTheme="majorHAnsi" w:cstheme="majorBidi" w:eastAsiaTheme="majorEastAsia" w:hAnsiTheme="majorHAnsi"/>
-      <w:color w:themeColor="accent1" w:themeShade="BF" w:val="0F4761"/>
-      <w:sz w:val="32"/>
-      <w:szCs w:val="32"/>
-    </w:rPr>
-  </w:style>
-  <w:style w:customStyle="1" w:styleId="Heading3Char" w:type="character">
-    <w:name w:val="Heading 3 Char"/>
-    <w:basedOn w:val="DefaultParagraphFont"/>
-    <w:link w:val="Heading3"/>
-    <w:uiPriority w:val="9"/>
-    <w:semiHidden/>
-    <w:rsid w:val="00A10FD9"/>
-    <w:rPr>
-      <w:rFonts w:cstheme="majorBidi" w:eastAsiaTheme="majorEastAsia"/>
-      <w:color w:themeColor="accent1" w:themeShade="BF" w:val="0F4761"/>
-      <w:sz w:val="28"/>
-      <w:szCs w:val="28"/>
-    </w:rPr>
-  </w:style>
-  <w:style w:customStyle="1" w:styleId="Heading4Char" w:type="character">
-    <w:name w:val="Heading 4 Char"/>
-    <w:basedOn w:val="DefaultParagraphFont"/>
-    <w:link w:val="Heading4"/>
-    <w:uiPriority w:val="9"/>
-    <w:semiHidden/>
-    <w:rsid w:val="00A10FD9"/>
-    <w:rPr>
-      <w:rFonts w:cstheme="majorBidi" w:eastAsiaTheme="majorEastAsia"/>
-      <w:i/>
-      <w:iCs/>
-      <w:color w:themeColor="accent1" w:themeShade="BF" w:val="0F4761"/>
-    </w:rPr>
-  </w:style>
-  <w:style w:customStyle="1" w:styleId="Heading5Char" w:type="character">
-    <w:name w:val="Heading 5 Char"/>
-    <w:basedOn w:val="DefaultParagraphFont"/>
-    <w:link w:val="Heading5"/>
-    <w:uiPriority w:val="9"/>
-    <w:semiHidden/>
-    <w:rsid w:val="00A10FD9"/>
-    <w:rPr>
-      <w:rFonts w:cstheme="majorBidi" w:eastAsiaTheme="majorEastAsia"/>
-      <w:color w:themeColor="accent1" w:themeShade="BF" w:val="0F4761"/>
-    </w:rPr>
-  </w:style>
-  <w:style w:customStyle="1" w:styleId="Heading6Char" w:type="character">
-    <w:name w:val="Heading 6 Char"/>
-    <w:basedOn w:val="DefaultParagraphFont"/>
-    <w:link w:val="Heading6"/>
-    <w:uiPriority w:val="9"/>
-    <w:semiHidden/>
-    <w:rsid w:val="00A10FD9"/>
-    <w:rPr>
-      <w:rFonts w:cstheme="majorBidi" w:eastAsiaTheme="majorEastAsia"/>
-      <w:i/>
-      <w:iCs/>
-      <w:color w:themeColor="text1" w:themeTint="A6" w:val="595959"/>
-    </w:rPr>
-  </w:style>
-  <w:style w:customStyle="1" w:styleId="Heading7Char" w:type="character">
-    <w:name w:val="Heading 7 Char"/>
-    <w:basedOn w:val="DefaultParagraphFont"/>
-    <w:link w:val="Heading7"/>
-    <w:uiPriority w:val="9"/>
-    <w:semiHidden/>
-    <w:rsid w:val="00A10FD9"/>
-    <w:rPr>
-      <w:rFonts w:cstheme="majorBidi" w:eastAsiaTheme="majorEastAsia"/>
-      <w:color w:themeColor="text1" w:themeTint="A6" w:val="595959"/>
-    </w:rPr>
-  </w:style>
-  <w:style w:customStyle="1" w:styleId="Heading8Char" w:type="character">
-    <w:name w:val="Heading 8 Char"/>
-    <w:basedOn w:val="DefaultParagraphFont"/>
-    <w:link w:val="Heading8"/>
-    <w:uiPriority w:val="9"/>
-    <w:semiHidden/>
-    <w:rsid w:val="00A10FD9"/>
-    <w:rPr>
-      <w:rFonts w:cstheme="majorBidi" w:eastAsiaTheme="majorEastAsia"/>
-      <w:i/>
-      <w:iCs/>
-      <w:color w:themeColor="text1" w:themeTint="D8" w:val="272727"/>
-    </w:rPr>
-  </w:style>
-  <w:style w:customStyle="1" w:styleId="Heading9Char" w:type="character">
-    <w:name w:val="Heading 9 Char"/>
-    <w:basedOn w:val="DefaultParagraphFont"/>
-    <w:link w:val="Heading9"/>
-    <w:uiPriority w:val="9"/>
-    <w:semiHidden/>
-    <w:rsid w:val="00A10FD9"/>
-    <w:rPr>
-      <w:rFonts w:cstheme="majorBidi" w:eastAsiaTheme="majorEastAsia"/>
-      <w:color w:themeColor="text1" w:themeTint="D8" w:val="272727"/>
+      <w:color w:themeColor="accent1" w:val="4F81BD"/>
+      <w:sz w:val="24"/>
+      <w:szCs w:val="24"/>
     </w:rPr>
   </w:style>
   <w:style w:styleId="BlockText" w:type="paragraph">
@@ -4545,18 +4532,6 @@
     <w:uiPriority w:val="9"/>
     <w:unhideWhenUsed/>
     <w:qFormat/>
-  </w:style>
-  <w:style w:styleId="FootnoteBlockText" w:type="paragraph">
-    <w:name w:val="Footnote Block Text"/>
-    <w:basedOn w:val="FootnoteText"/>
-    <w:next w:val="FootnoteText"/>
-    <w:uiPriority w:val="9"/>
-    <w:unhideWhenUsed/>
-    <w:qFormat/>
-    <w:pPr>
-      <w:spacing w:after="100" w:before="100"/>
-      <w:ind w:firstLine="0" w:left="480" w:right="480"/>
-    </w:pPr>
   </w:style>
   <w:style w:default="1" w:styleId="DefaultParagraphFont" w:type="character">
     <w:name w:val="Default Paragraph Font"/>
@@ -4579,11 +4554,18 @@
       </w:tblCellMar>
     </w:tblPr>
     <w:tblStylePr w:type="firstRow">
+      <w:tblPr>
+        <w:jc w:val="left"/>
+        <w:tblInd w:type="dxa" w:w="0"/>
+      </w:tblPr>
+      <w:trPr>
+        <w:jc w:val="left"/>
+      </w:trPr>
       <w:tcPr>
+        <w:vAlign w:val="bottom"/>
         <w:tcBorders>
           <w:bottom w:val="single"/>
         </w:tcBorders>
-        <w:vAlign w:val="bottom"/>
       </w:tcPr>
     </w:tblStylePr>
   </w:style>
@@ -4698,8 +4680,8 @@
     <w:name w:val="KeywordTok"/>
     <w:basedOn w:val="VerbatimChar"/>
     <w:rPr>
+      <w:color w:val="007020"/>
       <w:b/>
-      <w:color w:val="007020"/>
     </w:rPr>
   </w:style>
   <w:style w:type="character" w:customStyle="1" w:styleId="DataTypeTok">
@@ -4776,42 +4758,42 @@
     <w:name w:val="ImportTok"/>
     <w:basedOn w:val="VerbatimChar"/>
     <w:rPr>
+      <w:color w:val="008000"/>
       <w:b/>
-      <w:color w:val="008000"/>
     </w:rPr>
   </w:style>
   <w:style w:type="character" w:customStyle="1" w:styleId="CommentTok">
     <w:name w:val="CommentTok"/>
     <w:basedOn w:val="VerbatimChar"/>
     <w:rPr>
+      <w:color w:val="60a0b0"/>
       <w:i/>
-      <w:color w:val="60a0b0"/>
     </w:rPr>
   </w:style>
   <w:style w:type="character" w:customStyle="1" w:styleId="DocumentationTok">
     <w:name w:val="DocumentationTok"/>
     <w:basedOn w:val="VerbatimChar"/>
     <w:rPr>
+      <w:color w:val="ba2121"/>
       <w:i/>
-      <w:color w:val="ba2121"/>
     </w:rPr>
   </w:style>
   <w:style w:type="character" w:customStyle="1" w:styleId="AnnotationTok">
     <w:name w:val="AnnotationTok"/>
     <w:basedOn w:val="VerbatimChar"/>
     <w:rPr>
+      <w:color w:val="60a0b0"/>
       <w:b/>
       <w:i/>
-      <w:color w:val="60a0b0"/>
     </w:rPr>
   </w:style>
   <w:style w:type="character" w:customStyle="1" w:styleId="CommentVarTok">
     <w:name w:val="CommentVarTok"/>
     <w:basedOn w:val="VerbatimChar"/>
     <w:rPr>
+      <w:color w:val="60a0b0"/>
       <w:b/>
       <w:i/>
-      <w:color w:val="60a0b0"/>
     </w:rPr>
   </w:style>
   <w:style w:type="character" w:customStyle="1" w:styleId="OtherTok">
@@ -4839,8 +4821,8 @@
     <w:name w:val="ControlFlowTok"/>
     <w:basedOn w:val="VerbatimChar"/>
     <w:rPr>
+      <w:color w:val="007020"/>
       <w:b/>
-      <w:color w:val="007020"/>
     </w:rPr>
   </w:style>
   <w:style w:type="character" w:customStyle="1" w:styleId="OperatorTok">
@@ -4885,34 +4867,34 @@
     <w:name w:val="InformationTok"/>
     <w:basedOn w:val="VerbatimChar"/>
     <w:rPr>
+      <w:color w:val="60a0b0"/>
       <w:b/>
       <w:i/>
-      <w:color w:val="60a0b0"/>
     </w:rPr>
   </w:style>
   <w:style w:type="character" w:customStyle="1" w:styleId="WarningTok">
     <w:name w:val="WarningTok"/>
     <w:basedOn w:val="VerbatimChar"/>
     <w:rPr>
+      <w:color w:val="60a0b0"/>
       <w:b/>
       <w:i/>
-      <w:color w:val="60a0b0"/>
     </w:rPr>
   </w:style>
   <w:style w:type="character" w:customStyle="1" w:styleId="AlertTok">
     <w:name w:val="AlertTok"/>
     <w:basedOn w:val="VerbatimChar"/>
     <w:rPr>
+      <w:color w:val="ff0000"/>
       <w:b/>
-      <w:color w:val="ff0000"/>
     </w:rPr>
   </w:style>
   <w:style w:type="character" w:customStyle="1" w:styleId="ErrorTok">
     <w:name w:val="ErrorTok"/>
     <w:basedOn w:val="VerbatimChar"/>
     <w:rPr>
+      <w:color w:val="ff0000"/>
       <w:b/>
-      <w:color w:val="ff0000"/>
     </w:rPr>
   </w:style>
   <w:style w:type="character" w:customStyle="1" w:styleId="NormalTok">
@@ -4934,44 +4916,44 @@
         <a:sysClr val="window" lastClr="FFFFFF"/>
       </a:lt1>
       <a:dk2>
-        <a:srgbClr val="0E2841"/>
+        <a:srgbClr val="1F497D"/>
       </a:dk2>
       <a:lt2>
-        <a:srgbClr val="E8E8E8"/>
+        <a:srgbClr val="EEECE1"/>
       </a:lt2>
       <a:accent1>
-        <a:srgbClr val="156082"/>
+        <a:srgbClr val="4F81BD"/>
       </a:accent1>
       <a:accent2>
-        <a:srgbClr val="E97132"/>
+        <a:srgbClr val="C0504D"/>
       </a:accent2>
       <a:accent3>
-        <a:srgbClr val="196B24"/>
+        <a:srgbClr val="9BBB59"/>
       </a:accent3>
       <a:accent4>
-        <a:srgbClr val="0F9ED5"/>
+        <a:srgbClr val="8064A2"/>
       </a:accent4>
       <a:accent5>
-        <a:srgbClr val="A02B93"/>
+        <a:srgbClr val="4BACC6"/>
       </a:accent5>
       <a:accent6>
-        <a:srgbClr val="4EA72E"/>
+        <a:srgbClr val="F79646"/>
       </a:accent6>
       <a:hlink>
-        <a:srgbClr val="467886"/>
+        <a:srgbClr val="0000FF"/>
       </a:hlink>
       <a:folHlink>
-        <a:srgbClr val="96607D"/>
+        <a:srgbClr val="800080"/>
       </a:folHlink>
     </a:clrScheme>
     <a:fontScheme name="Office">
       <a:majorFont>
-        <a:latin typeface="Aptos Display" panose="02110004020202020204"/>
+        <a:latin typeface="Calibri"/>
         <a:ea typeface=""/>
         <a:cs typeface=""/>
-        <a:font script="Jpan" typeface="游ゴシック Light"/>
+        <a:font script="Jpan" typeface="ＭＳ ゴシック"/>
         <a:font script="Hang" typeface="맑은 고딕"/>
-        <a:font script="Hans" typeface="等线 Light"/>
+        <a:font script="Hans" typeface="宋体"/>
         <a:font script="Hant" typeface="新細明體"/>
         <a:font script="Arab" typeface="Times New Roman"/>
         <a:font script="Hebr" typeface="Times New Roman"/>
@@ -4998,32 +4980,14 @@
         <a:font script="Mong" typeface="Mongolian Baiti"/>
         <a:font script="Viet" typeface="Times New Roman"/>
         <a:font script="Uigh" typeface="Microsoft Uighur"/>
-        <a:font script="Geor" typeface="Sylfaen"/>
-        <a:font script="Armn" typeface="Arial"/>
-        <a:font script="Bugi" typeface="Leelawadee UI"/>
-        <a:font script="Bopo" typeface="Microsoft JhengHei"/>
-        <a:font script="Java" typeface="Javanese Text"/>
-        <a:font script="Lisu" typeface="Segoe UI"/>
-        <a:font script="Mymr" typeface="Myanmar Text"/>
-        <a:font script="Nkoo" typeface="Ebrima"/>
-        <a:font script="Olck" typeface="Nirmala UI"/>
-        <a:font script="Osma" typeface="Ebrima"/>
-        <a:font script="Phag" typeface="Phagspa"/>
-        <a:font script="Syrn" typeface="Estrangelo Edessa"/>
-        <a:font script="Syrj" typeface="Estrangelo Edessa"/>
-        <a:font script="Syre" typeface="Estrangelo Edessa"/>
-        <a:font script="Sora" typeface="Nirmala UI"/>
-        <a:font script="Tale" typeface="Microsoft Tai Le"/>
-        <a:font script="Talu" typeface="Microsoft New Tai Lue"/>
-        <a:font script="Tfng" typeface="Ebrima"/>
       </a:majorFont>
       <a:minorFont>
-        <a:latin typeface="Aptos" panose="02110004020202020204"/>
+        <a:latin typeface="Cambria"/>
         <a:ea typeface=""/>
         <a:cs typeface=""/>
-        <a:font script="Jpan" typeface="游明朝"/>
+        <a:font script="Jpan" typeface="ＭＳ 明朝"/>
         <a:font script="Hang" typeface="맑은 고딕"/>
-        <a:font script="Hans" typeface="等线"/>
+        <a:font script="Hans" typeface="宋体"/>
         <a:font script="Hant" typeface="新細明體"/>
         <a:font script="Arab" typeface="Arial"/>
         <a:font script="Hebr" typeface="Arial"/>
@@ -5050,24 +5014,6 @@
         <a:font script="Mong" typeface="Mongolian Baiti"/>
         <a:font script="Viet" typeface="Arial"/>
         <a:font script="Uigh" typeface="Microsoft Uighur"/>
-        <a:font script="Geor" typeface="Sylfaen"/>
-        <a:font script="Armn" typeface="Arial"/>
-        <a:font script="Bugi" typeface="Leelawadee UI"/>
-        <a:font script="Bopo" typeface="Microsoft JhengHei"/>
-        <a:font script="Java" typeface="Javanese Text"/>
-        <a:font script="Lisu" typeface="Segoe UI"/>
-        <a:font script="Mymr" typeface="Myanmar Text"/>
-        <a:font script="Nkoo" typeface="Ebrima"/>
-        <a:font script="Olck" typeface="Nirmala UI"/>
-        <a:font script="Osma" typeface="Ebrima"/>
-        <a:font script="Phag" typeface="Phagspa"/>
-        <a:font script="Syrn" typeface="Estrangelo Edessa"/>
-        <a:font script="Syrj" typeface="Estrangelo Edessa"/>
-        <a:font script="Syre" typeface="Estrangelo Edessa"/>
-        <a:font script="Sora" typeface="Nirmala UI"/>
-        <a:font script="Tale" typeface="Microsoft Tai Le"/>
-        <a:font script="Talu" typeface="Microsoft New Tai Lue"/>
-        <a:font script="Tfng" typeface="Ebrima"/>
       </a:minorFont>
     </a:fontScheme>
     <a:fmtScheme name="Office">
@@ -5079,141 +5025,200 @@
           <a:gsLst>
             <a:gs pos="0">
               <a:schemeClr val="phClr">
-                <a:lumMod val="110000"/>
-                <a:satMod val="105000"/>
-                <a:tint val="67000"/>
+                <a:tint val="50000"/>
+                <a:satMod val="300000"/>
               </a:schemeClr>
             </a:gs>
-            <a:gs pos="50000">
+            <a:gs pos="35000">
               <a:schemeClr val="phClr">
-                <a:lumMod val="105000"/>
-                <a:satMod val="103000"/>
-                <a:tint val="73000"/>
+                <a:tint val="37000"/>
+                <a:satMod val="300000"/>
               </a:schemeClr>
             </a:gs>
             <a:gs pos="100000">
               <a:schemeClr val="phClr">
-                <a:lumMod val="105000"/>
-                <a:satMod val="109000"/>
-                <a:tint val="81000"/>
+                <a:tint val="15000"/>
+                <a:satMod val="350000"/>
               </a:schemeClr>
             </a:gs>
           </a:gsLst>
-          <a:lin ang="5400000" scaled="0"/>
+          <a:lin ang="16200000" scaled="1"/>
         </a:gradFill>
         <a:gradFill rotWithShape="1">
           <a:gsLst>
             <a:gs pos="0">
               <a:schemeClr val="phClr">
-                <a:satMod val="103000"/>
-                <a:lumMod val="102000"/>
-                <a:tint val="94000"/>
-              </a:schemeClr>
-            </a:gs>
-            <a:gs pos="50000">
-              <a:schemeClr val="phClr">
-                <a:satMod val="110000"/>
-                <a:lumMod val="100000"/>
+                <a:tint val="100000"/>
                 <a:shade val="100000"/>
+                <a:satMod val="130000"/>
               </a:schemeClr>
             </a:gs>
             <a:gs pos="100000">
               <a:schemeClr val="phClr">
-                <a:lumMod val="99000"/>
-                <a:satMod val="120000"/>
-                <a:shade val="78000"/>
+                <a:tint val="50000"/>
+                <a:shade val="100000"/>
+                <a:satMod val="350000"/>
               </a:schemeClr>
             </a:gs>
           </a:gsLst>
-          <a:lin ang="5400000" scaled="0"/>
+          <a:lin ang="16200000" scaled="0"/>
         </a:gradFill>
       </a:fillStyleLst>
       <a:lnStyleLst>
-        <a:ln w="6350" cap="flat" cmpd="sng" algn="ctr">
+        <a:ln w="9525" cap="flat" cmpd="sng" algn="ctr">
+          <a:solidFill>
+            <a:schemeClr val="phClr">
+              <a:shade val="95000"/>
+              <a:satMod val="105000"/>
+            </a:schemeClr>
+          </a:solidFill>
+          <a:prstDash val="solid"/>
+        </a:ln>
+        <a:ln w="25400" cap="flat" cmpd="sng" algn="ctr">
           <a:solidFill>
             <a:schemeClr val="phClr"/>
           </a:solidFill>
           <a:prstDash val="solid"/>
-          <a:miter lim="800000"/>
         </a:ln>
-        <a:ln w="12700" cap="flat" cmpd="sng" algn="ctr">
+        <a:ln w="38100" cap="flat" cmpd="sng" algn="ctr">
           <a:solidFill>
             <a:schemeClr val="phClr"/>
           </a:solidFill>
           <a:prstDash val="solid"/>
-          <a:miter lim="800000"/>
-        </a:ln>
-        <a:ln w="19050" cap="flat" cmpd="sng" algn="ctr">
-          <a:solidFill>
-            <a:schemeClr val="phClr"/>
-          </a:solidFill>
-          <a:prstDash val="solid"/>
-          <a:miter lim="800000"/>
         </a:ln>
       </a:lnStyleLst>
       <a:effectStyleLst>
         <a:effectStyle>
-          <a:effectLst/>
-        </a:effectStyle>
-        <a:effectStyle>
-          <a:effectLst/>
+          <a:effectLst>
+            <a:outerShdw blurRad="40000" dist="20000" dir="5400000" rotWithShape="0">
+              <a:srgbClr val="000000">
+                <a:alpha val="38000"/>
+              </a:srgbClr>
+            </a:outerShdw>
+          </a:effectLst>
         </a:effectStyle>
         <a:effectStyle>
           <a:effectLst>
-            <a:outerShdw blurRad="57150" dist="19050" dir="5400000" algn="ctr" rotWithShape="0">
+            <a:outerShdw blurRad="40000" dist="23000" dir="5400000" rotWithShape="0">
               <a:srgbClr val="000000">
-                <a:alpha val="63000"/>
+                <a:alpha val="35000"/>
               </a:srgbClr>
             </a:outerShdw>
           </a:effectLst>
+        </a:effectStyle>
+        <a:effectStyle>
+          <a:effectLst>
+            <a:outerShdw blurRad="40000" dist="23000" dir="5400000" rotWithShape="0">
+              <a:srgbClr val="000000">
+                <a:alpha val="35000"/>
+              </a:srgbClr>
+            </a:outerShdw>
+          </a:effectLst>
+          <a:scene3d>
+            <a:camera prst="orthographicFront">
+              <a:rot lat="0" lon="0" rev="0"/>
+            </a:camera>
+            <a:lightRig rig="threePt" dir="t">
+              <a:rot lat="0" lon="0" rev="1200000"/>
+            </a:lightRig>
+          </a:scene3d>
+          <a:sp3d>
+            <a:bevelT w="63500" h="25400"/>
+          </a:sp3d>
         </a:effectStyle>
       </a:effectStyleLst>
       <a:bgFillStyleLst>
         <a:solidFill>
           <a:schemeClr val="phClr"/>
         </a:solidFill>
-        <a:solidFill>
-          <a:schemeClr val="phClr">
-            <a:tint val="95000"/>
-            <a:satMod val="170000"/>
-          </a:schemeClr>
-        </a:solidFill>
         <a:gradFill rotWithShape="1">
           <a:gsLst>
             <a:gs pos="0">
               <a:schemeClr val="phClr">
-                <a:tint val="93000"/>
-                <a:satMod val="150000"/>
-                <a:shade val="98000"/>
-                <a:lumMod val="102000"/>
+                <a:tint val="40000"/>
+                <a:satMod val="350000"/>
               </a:schemeClr>
             </a:gs>
-            <a:gs pos="50000">
+            <a:gs pos="40000">
               <a:schemeClr val="phClr">
-                <a:tint val="98000"/>
-                <a:satMod val="130000"/>
-                <a:shade val="90000"/>
-                <a:lumMod val="103000"/>
+                <a:tint val="45000"/>
+                <a:shade val="99000"/>
+                <a:satMod val="350000"/>
               </a:schemeClr>
             </a:gs>
             <a:gs pos="100000">
               <a:schemeClr val="phClr">
-                <a:shade val="63000"/>
-                <a:satMod val="120000"/>
+                <a:shade val="20000"/>
+                <a:satMod val="255000"/>
               </a:schemeClr>
             </a:gs>
           </a:gsLst>
-          <a:lin ang="5400000" scaled="0"/>
+          <a:path path="circle">
+            <a:fillToRect l="50000" t="-80000" r="50000" b="180000"/>
+          </a:path>
+        </a:gradFill>
+        <a:gradFill rotWithShape="1">
+          <a:gsLst>
+            <a:gs pos="0">
+              <a:schemeClr val="phClr">
+                <a:tint val="80000"/>
+                <a:satMod val="300000"/>
+              </a:schemeClr>
+            </a:gs>
+            <a:gs pos="100000">
+              <a:schemeClr val="phClr">
+                <a:shade val="30000"/>
+                <a:satMod val="200000"/>
+              </a:schemeClr>
+            </a:gs>
+          </a:gsLst>
+          <a:path path="circle">
+            <a:fillToRect l="50000" t="50000" r="50000" b="50000"/>
+          </a:path>
         </a:gradFill>
       </a:bgFillStyleLst>
     </a:fmtScheme>
   </a:themeElements>
-  <a:objectDefaults/>
+  <a:objectDefaults>
+    <a:spDef>
+      <a:spPr/>
+      <a:bodyPr/>
+      <a:lstStyle/>
+      <a:style>
+        <a:lnRef idx="1">
+          <a:schemeClr val="accent1"/>
+        </a:lnRef>
+        <a:fillRef idx="3">
+          <a:schemeClr val="accent1"/>
+        </a:fillRef>
+        <a:effectRef idx="2">
+          <a:schemeClr val="accent1"/>
+        </a:effectRef>
+        <a:fontRef idx="minor">
+          <a:schemeClr val="lt1"/>
+        </a:fontRef>
+      </a:style>
+    </a:spDef>
+    <a:lnDef>
+      <a:spPr/>
+      <a:bodyPr/>
+      <a:lstStyle/>
+      <a:style>
+        <a:lnRef idx="2">
+          <a:schemeClr val="accent1"/>
+        </a:lnRef>
+        <a:fillRef idx="0">
+          <a:schemeClr val="accent1"/>
+        </a:fillRef>
+        <a:effectRef idx="1">
+          <a:schemeClr val="accent1"/>
+        </a:effectRef>
+        <a:fontRef idx="minor">
+          <a:schemeClr val="tx1"/>
+        </a:fontRef>
+      </a:style>
+    </a:lnDef>
+  </a:objectDefaults>
   <a:extraClrSchemeLst/>
-  <a:extLst>
-    <a:ext uri="{05A4C25C-085E-4340-85A3-A5531E510DB2}">
-      <thm15:themeFamily xmlns:thm15="http://schemas.microsoft.com/office/thememl/2012/main" name="Office Theme" id="{2E142A2C-CD16-42D6-873A-C26D2A0506FA}" vid="{1BDDFF52-6CD6-40A5-AB3C-68EB2F1E4D0A}"/>
-    </a:ext>
-  </a:extLst>
 </a:theme>
 </file>